--- a/docs/word/15 - Operação.docx
+++ b/docs/word/15 - Operação.docx
@@ -118,11 +118,11 @@
       <w:pPr>
         <w:pStyle w:val="Heading1"/>
       </w:pPr>
-      <w:bookmarkStart w:name="_Toc133" w:id="133"/>
+      <w:bookmarkStart w:name="_Toc134" w:id="134"/>
       <w:r>
         <w:t xml:space="preserve">Sumário</w:t>
       </w:r>
-      <w:bookmarkEnd w:id="133"/>
+      <w:bookmarkEnd w:id="134"/>
     </w:p>
     <w:p>
       <w:r>
@@ -153,7 +153,7 @@
             <w:instrText xml:space="preserve">TOC \h \o "1-2"</w:instrText>
             <w:fldChar w:fldCharType="separate"/>
           </w:r>
-          <w:hyperlink w:history="1" w:anchor="_Toc133">
+          <w:hyperlink w:history="1" w:anchor="_Toc134">
             <w:r>
               <w:t xml:space="preserve">Sumário</w:t>
             </w:r>
@@ -162,7 +162,7 @@
             </w:r>
             <w:r>
               <w:fldChar w:fldCharType="begin" w:dirty="true"/>
-              <w:instrText xml:space="preserve">PAGEREF _Toc133 \h</w:instrText>
+              <w:instrText xml:space="preserve">PAGEREF _Toc134 \h</w:instrText>
               <w:fldChar w:fldCharType="separate"/>
               <w:fldChar w:fldCharType="end"/>
             </w:r>
@@ -175,32 +175,9 @@
               <w:tab w:val="right" w:pos="9638" w:leader="dot"/>
             </w:tabs>
           </w:pPr>
-          <w:hyperlink w:history="1" w:anchor="_Toc134">
+          <w:hyperlink w:history="1" w:anchor="_Toc135">
             <w:r>
               <w:t xml:space="preserve">Operação</w:t>
-            </w:r>
-            <w:r>
-              <w:tab/>
-            </w:r>
-            <w:r>
-              <w:fldChar w:fldCharType="begin" w:dirty="true"/>
-              <w:instrText xml:space="preserve">PAGEREF _Toc134 \h</w:instrText>
-              <w:fldChar w:fldCharType="separate"/>
-              <w:fldChar w:fldCharType="end"/>
-            </w:r>
-          </w:hyperlink>
-        </w:p>
-        <w:p>
-          <w:pPr>
-            <w:pStyle w:val="TOC2"/>
-            <w:tabs>
-              <w:tab w:val="right" w:pos="9638" w:leader="dot"/>
-            </w:tabs>
-            <w:ind w:left="220"/>
-          </w:pPr>
-          <w:hyperlink w:history="1" w:anchor="_Toc135">
-            <w:r>
-              <w:t xml:space="preserve">Checklist de implantação (estado atual)</w:t>
             </w:r>
             <w:r>
               <w:tab/>
@@ -223,7 +200,7 @@
           </w:pPr>
           <w:hyperlink w:history="1" w:anchor="_Toc136">
             <w:r>
-              <w:t xml:space="preserve">Implantação das solicitações e da liberação automática (outubro de 2026)</w:t>
+              <w:t xml:space="preserve">Checklist de implantação (estado atual)</w:t>
             </w:r>
             <w:r>
               <w:tab/>
@@ -246,7 +223,7 @@
           </w:pPr>
           <w:hyperlink w:history="1" w:anchor="_Toc137">
             <w:r>
-              <w:t xml:space="preserve">Implantação do painel (a partir do sistema antigo)</w:t>
+              <w:t xml:space="preserve">Implantação das solicitações e da liberação automática (outubro de 2026)</w:t>
             </w:r>
             <w:r>
               <w:tab/>
@@ -269,7 +246,7 @@
           </w:pPr>
           <w:hyperlink w:history="1" w:anchor="_Toc138">
             <w:r>
-              <w:t xml:space="preserve">Instalação do zero (banco vazio)</w:t>
+              <w:t xml:space="preserve">Implantação do painel (a partir do sistema antigo)</w:t>
             </w:r>
             <w:r>
               <w:tab/>
@@ -292,7 +269,7 @@
           </w:pPr>
           <w:hyperlink w:history="1" w:anchor="_Toc139">
             <w:r>
-              <w:t xml:space="preserve">Usuários do painel</w:t>
+              <w:t xml:space="preserve">Instalação do zero (banco vazio)</w:t>
             </w:r>
             <w:r>
               <w:tab/>
@@ -315,7 +292,7 @@
           </w:pPr>
           <w:hyperlink w:history="1" w:anchor="_Toc140">
             <w:r>
-              <w:t xml:space="preserve">Como publicar cada tipo de mudança</w:t>
+              <w:t xml:space="preserve">Usuários do painel</w:t>
             </w:r>
             <w:r>
               <w:tab/>
@@ -338,7 +315,7 @@
           </w:pPr>
           <w:hyperlink w:history="1" w:anchor="_Toc141">
             <w:r>
-              <w:t xml:space="preserve">Rotina</w:t>
+              <w:t xml:space="preserve">Como publicar cada tipo de mudança</w:t>
             </w:r>
             <w:r>
               <w:tab/>
@@ -361,7 +338,7 @@
           </w:pPr>
           <w:hyperlink w:history="1" w:anchor="_Toc142">
             <w:r>
-              <w:t xml:space="preserve">Problemas conhecidos</w:t>
+              <w:t xml:space="preserve">Rotina</w:t>
             </w:r>
             <w:r>
               <w:tab/>
@@ -384,7 +361,7 @@
           </w:pPr>
           <w:hyperlink w:history="1" w:anchor="_Toc143">
             <w:r>
-              <w:t xml:space="preserve">Diagnóstico</w:t>
+              <w:t xml:space="preserve">Problemas conhecidos</w:t>
             </w:r>
             <w:r>
               <w:tab/>
@@ -392,6 +369,29 @@
             <w:r>
               <w:fldChar w:fldCharType="begin" w:dirty="true"/>
               <w:instrText xml:space="preserve">PAGEREF _Toc143 \h</w:instrText>
+              <w:fldChar w:fldCharType="separate"/>
+              <w:fldChar w:fldCharType="end"/>
+            </w:r>
+          </w:hyperlink>
+        </w:p>
+        <w:p>
+          <w:pPr>
+            <w:pStyle w:val="TOC2"/>
+            <w:tabs>
+              <w:tab w:val="right" w:pos="9638" w:leader="dot"/>
+            </w:tabs>
+            <w:ind w:left="220"/>
+          </w:pPr>
+          <w:hyperlink w:history="1" w:anchor="_Toc144">
+            <w:r>
+              <w:t xml:space="preserve">Diagnóstico</w:t>
+            </w:r>
+            <w:r>
+              <w:tab/>
+            </w:r>
+            <w:r>
+              <w:fldChar w:fldCharType="begin" w:dirty="true"/>
+              <w:instrText xml:space="preserve">PAGEREF _Toc144 \h</w:instrText>
               <w:fldChar w:fldCharType="separate"/>
               <w:fldChar w:fldCharType="end"/>
             </w:r>
@@ -409,21 +409,21 @@
         <w:pStyle w:val="Heading1"/>
         <w:pageBreakBefore/>
       </w:pPr>
-      <w:bookmarkStart w:name="_Toc134" w:id="134"/>
+      <w:bookmarkStart w:name="_Toc135" w:id="135"/>
       <w:r>
         <w:t xml:space="preserve">Operação</w:t>
       </w:r>
-      <w:bookmarkEnd w:id="134"/>
+      <w:bookmarkEnd w:id="135"/>
     </w:p>
     <w:p>
       <w:pPr>
         <w:pStyle w:val="Heading2"/>
       </w:pPr>
-      <w:bookmarkStart w:name="_Toc135" w:id="135"/>
+      <w:bookmarkStart w:name="_Toc136" w:id="136"/>
       <w:r>
         <w:t xml:space="preserve">Checklist de implantação (estado atual)</w:t>
       </w:r>
-      <w:bookmarkEnd w:id="135"/>
+      <w:bookmarkEnd w:id="136"/>
     </w:p>
     <w:p>
       <w:pPr>
@@ -1348,11 +1348,11 @@
       <w:pPr>
         <w:pStyle w:val="Heading2"/>
       </w:pPr>
-      <w:bookmarkStart w:name="_Toc136" w:id="136"/>
+      <w:bookmarkStart w:name="_Toc137" w:id="137"/>
       <w:r>
         <w:t xml:space="preserve">Implantação das solicitações e da liberação automática (outubro de 2026)</w:t>
       </w:r>
-      <w:bookmarkEnd w:id="136"/>
+      <w:bookmarkEnd w:id="137"/>
     </w:p>
     <w:p>
       <w:pPr>
@@ -1967,11 +1967,11 @@
       <w:pPr>
         <w:pStyle w:val="Heading2"/>
       </w:pPr>
-      <w:bookmarkStart w:name="_Toc137" w:id="137"/>
+      <w:bookmarkStart w:name="_Toc138" w:id="138"/>
       <w:r>
         <w:t xml:space="preserve">Implantação do painel (a partir do sistema antigo)</w:t>
       </w:r>
-      <w:bookmarkEnd w:id="137"/>
+      <w:bookmarkEnd w:id="138"/>
     </w:p>
     <w:p>
       <w:pPr>
@@ -2954,11 +2954,11 @@
       <w:pPr>
         <w:pStyle w:val="Heading2"/>
       </w:pPr>
-      <w:bookmarkStart w:name="_Toc138" w:id="138"/>
+      <w:bookmarkStart w:name="_Toc139" w:id="139"/>
       <w:r>
         <w:t xml:space="preserve">Instalação do zero (banco vazio)</w:t>
       </w:r>
-      <w:bookmarkEnd w:id="138"/>
+      <w:bookmarkEnd w:id="139"/>
     </w:p>
     <w:p>
       <w:pPr>
@@ -3085,11 +3085,11 @@
       <w:pPr>
         <w:pStyle w:val="Heading2"/>
       </w:pPr>
-      <w:bookmarkStart w:name="_Toc139" w:id="139"/>
+      <w:bookmarkStart w:name="_Toc140" w:id="140"/>
       <w:r>
         <w:t xml:space="preserve">Usuários do painel</w:t>
       </w:r>
-      <w:bookmarkEnd w:id="139"/>
+      <w:bookmarkEnd w:id="140"/>
     </w:p>
     <w:p>
       <w:pPr>
@@ -4063,11 +4063,11 @@
       <w:pPr>
         <w:pStyle w:val="Heading2"/>
       </w:pPr>
-      <w:bookmarkStart w:name="_Toc140" w:id="140"/>
+      <w:bookmarkStart w:name="_Toc141" w:id="141"/>
       <w:r>
         <w:t xml:space="preserve">Como publicar cada tipo de mudança</w:t>
       </w:r>
-      <w:bookmarkEnd w:id="140"/>
+      <w:bookmarkEnd w:id="141"/>
     </w:p>
     <w:tbl>
       <w:tblPr>
@@ -5447,11 +5447,11 @@
       <w:pPr>
         <w:pStyle w:val="Heading2"/>
       </w:pPr>
-      <w:bookmarkStart w:name="_Toc141" w:id="141"/>
+      <w:bookmarkStart w:name="_Toc142" w:id="142"/>
       <w:r>
         <w:t xml:space="preserve">Rotina</w:t>
       </w:r>
-      <w:bookmarkEnd w:id="141"/>
+      <w:bookmarkEnd w:id="142"/>
     </w:p>
     <w:tbl>
       <w:tblPr>
@@ -5838,11 +5838,11 @@
       <w:pPr>
         <w:pStyle w:val="Heading2"/>
       </w:pPr>
-      <w:bookmarkStart w:name="_Toc142" w:id="142"/>
+      <w:bookmarkStart w:name="_Toc143" w:id="143"/>
       <w:r>
         <w:t xml:space="preserve">Problemas conhecidos</w:t>
       </w:r>
-      <w:bookmarkEnd w:id="142"/>
+      <w:bookmarkEnd w:id="143"/>
     </w:p>
     <w:tbl>
       <w:tblPr>
@@ -7749,11 +7749,11 @@
       <w:pPr>
         <w:pStyle w:val="Heading2"/>
       </w:pPr>
-      <w:bookmarkStart w:name="_Toc143" w:id="143"/>
+      <w:bookmarkStart w:name="_Toc144" w:id="144"/>
       <w:r>
         <w:t xml:space="preserve">Diagnóstico</w:t>
       </w:r>
-      <w:bookmarkEnd w:id="143"/>
+      <w:bookmarkEnd w:id="144"/>
     </w:p>
     <w:p>
       <w:pPr>

--- a/docs/word/15 - Operação.docx
+++ b/docs/word/15 - Operação.docx
@@ -1807,7 +1807,20 @@
         <w:t xml:space="preserve">N8N_SOLICITACOES_URL</w:t>
       </w:r>
       <w:r>
-        <w:t xml:space="preserve"> em Production e Preview e publique (</w:t>
+        <w:t xml:space="preserve"> em Production e Preview e publique (push na </w:t>
+      </w:r>
+      <w:r>
+        <w:rPr>
+          <w:rFonts w:ascii="Consolas" w:cs="Consolas" w:eastAsia="Consolas" w:hAnsi="Consolas"/>
+          <w:color w:val="6A1BBF"/>
+          <w:sz w:val="18"/>
+          <w:szCs w:val="18"/>
+          <w:shd w:fill="F1ECFB" w:color="auto" w:val="clear"/>
+        </w:rPr>
+        <w:t xml:space="preserve">main</w:t>
+      </w:r>
+      <w:r>
+        <w:t xml:space="preserve">, ou </w:t>
       </w:r>
       <w:r>
         <w:rPr>
@@ -4276,7 +4289,17 @@
               <w:t xml:space="preserve">main</w:t>
             </w:r>
             <w:r>
-              <w:t xml:space="preserve"> e publique com </w:t>
+              <w:t xml:space="preserve">: a Vercel publica sozinha. Se o deploy aparecer como </w:t>
+            </w:r>
+            <w:r>
+              <w:rPr>
+                <w:b/>
+                <w:bCs/>
+              </w:rPr>
+              <w:t xml:space="preserve">Blocked</w:t>
+            </w:r>
+            <w:r>
+              <w:t xml:space="preserve"> (autor do commit fora do time na Vercel), publique com </w:t>
             </w:r>
             <w:r>
               <w:rPr>
@@ -4289,7 +4312,7 @@
               <w:t xml:space="preserve">vercel deploy --prod</w:t>
             </w:r>
             <w:r>
-              <w:t xml:space="preserve">, logado na conta do time (o deploy automático do push fica bloqueado quando o autor do commit não é membro do time na Vercel)</w:t>
+              <w:t xml:space="preserve">, logado na conta do time</w:t>
             </w:r>
           </w:p>
         </w:tc>

--- a/docs/word/15 - Operação.docx
+++ b/docs/word/15 - Operação.docx
@@ -12,7 +12,7 @@
           <wp:inline distT="0" distB="0" distL="0" distR="0">
             <wp:extent cx="2286000" cy="847725"/>
             <wp:effectExtent t="0" r="0" b="0" l="0"/>
-            <wp:docPr id="43" name="" descr="" title=""/>
+            <wp:docPr id="44" name="" descr="" title=""/>
             <wp:cNvGraphicFramePr>
               <a:graphicFrameLocks xmlns:a="http://schemas.openxmlformats.org/drawingml/2006/main" noChangeAspect="1"/>
             </wp:cNvGraphicFramePr>
@@ -92,7 +92,7 @@
           <w:sz w:val="22"/>
           <w:szCs w:val="22"/>
         </w:rPr>
-        <w:t xml:space="preserve">Atualizado em 23 de outubro de 2026</w:t>
+        <w:t xml:space="preserve">Atualizado em 28 de outubro de 2026</w:t>
       </w:r>
     </w:p>
     <w:p>
@@ -118,11 +118,11 @@
       <w:pPr>
         <w:pStyle w:val="Heading1"/>
       </w:pPr>
-      <w:bookmarkStart w:name="_Toc134" w:id="134"/>
+      <w:bookmarkStart w:name="_Toc144" w:id="144"/>
       <w:r>
         <w:t xml:space="preserve">Sumário</w:t>
       </w:r>
-      <w:bookmarkEnd w:id="134"/>
+      <w:bookmarkEnd w:id="144"/>
     </w:p>
     <w:p>
       <w:r>
@@ -153,7 +153,7 @@
             <w:instrText xml:space="preserve">TOC \h \o "1-2"</w:instrText>
             <w:fldChar w:fldCharType="separate"/>
           </w:r>
-          <w:hyperlink w:history="1" w:anchor="_Toc134">
+          <w:hyperlink w:history="1" w:anchor="_Toc144">
             <w:r>
               <w:t xml:space="preserve">Sumário</w:t>
             </w:r>
@@ -162,7 +162,7 @@
             </w:r>
             <w:r>
               <w:fldChar w:fldCharType="begin" w:dirty="true"/>
-              <w:instrText xml:space="preserve">PAGEREF _Toc134 \h</w:instrText>
+              <w:instrText xml:space="preserve">PAGEREF _Toc144 \h</w:instrText>
               <w:fldChar w:fldCharType="separate"/>
               <w:fldChar w:fldCharType="end"/>
             </w:r>
@@ -175,7 +175,7 @@
               <w:tab w:val="right" w:pos="9638" w:leader="dot"/>
             </w:tabs>
           </w:pPr>
-          <w:hyperlink w:history="1" w:anchor="_Toc135">
+          <w:hyperlink w:history="1" w:anchor="_Toc145">
             <w:r>
               <w:t xml:space="preserve">Operação</w:t>
             </w:r>
@@ -184,7 +184,7 @@
             </w:r>
             <w:r>
               <w:fldChar w:fldCharType="begin" w:dirty="true"/>
-              <w:instrText xml:space="preserve">PAGEREF _Toc135 \h</w:instrText>
+              <w:instrText xml:space="preserve">PAGEREF _Toc145 \h</w:instrText>
               <w:fldChar w:fldCharType="separate"/>
               <w:fldChar w:fldCharType="end"/>
             </w:r>
@@ -198,7 +198,7 @@
             </w:tabs>
             <w:ind w:left="220"/>
           </w:pPr>
-          <w:hyperlink w:history="1" w:anchor="_Toc136">
+          <w:hyperlink w:history="1" w:anchor="_Toc146">
             <w:r>
               <w:t xml:space="preserve">Checklist de implantação (estado atual)</w:t>
             </w:r>
@@ -207,7 +207,7 @@
             </w:r>
             <w:r>
               <w:fldChar w:fldCharType="begin" w:dirty="true"/>
-              <w:instrText xml:space="preserve">PAGEREF _Toc136 \h</w:instrText>
+              <w:instrText xml:space="preserve">PAGEREF _Toc146 \h</w:instrText>
               <w:fldChar w:fldCharType="separate"/>
               <w:fldChar w:fldCharType="end"/>
             </w:r>
@@ -221,16 +221,16 @@
             </w:tabs>
             <w:ind w:left="220"/>
           </w:pPr>
-          <w:hyperlink w:history="1" w:anchor="_Toc137">
-            <w:r>
-              <w:t xml:space="preserve">Implantação das solicitações e da liberação automática (outubro de 2026)</w:t>
+          <w:hyperlink w:history="1" w:anchor="_Toc147">
+            <w:r>
+              <w:t xml:space="preserve">Implantação das unidades (outubro de 2026)</w:t>
             </w:r>
             <w:r>
               <w:tab/>
             </w:r>
             <w:r>
               <w:fldChar w:fldCharType="begin" w:dirty="true"/>
-              <w:instrText xml:space="preserve">PAGEREF _Toc137 \h</w:instrText>
+              <w:instrText xml:space="preserve">PAGEREF _Toc147 \h</w:instrText>
               <w:fldChar w:fldCharType="separate"/>
               <w:fldChar w:fldCharType="end"/>
             </w:r>
@@ -244,16 +244,16 @@
             </w:tabs>
             <w:ind w:left="220"/>
           </w:pPr>
-          <w:hyperlink w:history="1" w:anchor="_Toc138">
-            <w:r>
-              <w:t xml:space="preserve">Implantação do painel (a partir do sistema antigo)</w:t>
+          <w:hyperlink w:history="1" w:anchor="_Toc148">
+            <w:r>
+              <w:t xml:space="preserve">Implantação das solicitações e da liberação automática (outubro de 2026)</w:t>
             </w:r>
             <w:r>
               <w:tab/>
             </w:r>
             <w:r>
               <w:fldChar w:fldCharType="begin" w:dirty="true"/>
-              <w:instrText xml:space="preserve">PAGEREF _Toc138 \h</w:instrText>
+              <w:instrText xml:space="preserve">PAGEREF _Toc148 \h</w:instrText>
               <w:fldChar w:fldCharType="separate"/>
               <w:fldChar w:fldCharType="end"/>
             </w:r>
@@ -267,16 +267,16 @@
             </w:tabs>
             <w:ind w:left="220"/>
           </w:pPr>
-          <w:hyperlink w:history="1" w:anchor="_Toc139">
-            <w:r>
-              <w:t xml:space="preserve">Instalação do zero (banco vazio)</w:t>
+          <w:hyperlink w:history="1" w:anchor="_Toc149">
+            <w:r>
+              <w:t xml:space="preserve">Implantação do painel (a partir do sistema antigo)</w:t>
             </w:r>
             <w:r>
               <w:tab/>
             </w:r>
             <w:r>
               <w:fldChar w:fldCharType="begin" w:dirty="true"/>
-              <w:instrText xml:space="preserve">PAGEREF _Toc139 \h</w:instrText>
+              <w:instrText xml:space="preserve">PAGEREF _Toc149 \h</w:instrText>
               <w:fldChar w:fldCharType="separate"/>
               <w:fldChar w:fldCharType="end"/>
             </w:r>
@@ -290,16 +290,16 @@
             </w:tabs>
             <w:ind w:left="220"/>
           </w:pPr>
-          <w:hyperlink w:history="1" w:anchor="_Toc140">
-            <w:r>
-              <w:t xml:space="preserve">Usuários do painel</w:t>
+          <w:hyperlink w:history="1" w:anchor="_Toc150">
+            <w:r>
+              <w:t xml:space="preserve">Instalação do zero (banco vazio)</w:t>
             </w:r>
             <w:r>
               <w:tab/>
             </w:r>
             <w:r>
               <w:fldChar w:fldCharType="begin" w:dirty="true"/>
-              <w:instrText xml:space="preserve">PAGEREF _Toc140 \h</w:instrText>
+              <w:instrText xml:space="preserve">PAGEREF _Toc150 \h</w:instrText>
               <w:fldChar w:fldCharType="separate"/>
               <w:fldChar w:fldCharType="end"/>
             </w:r>
@@ -313,16 +313,16 @@
             </w:tabs>
             <w:ind w:left="220"/>
           </w:pPr>
-          <w:hyperlink w:history="1" w:anchor="_Toc141">
-            <w:r>
-              <w:t xml:space="preserve">Como publicar cada tipo de mudança</w:t>
+          <w:hyperlink w:history="1" w:anchor="_Toc151">
+            <w:r>
+              <w:t xml:space="preserve">Usuários do painel</w:t>
             </w:r>
             <w:r>
               <w:tab/>
             </w:r>
             <w:r>
               <w:fldChar w:fldCharType="begin" w:dirty="true"/>
-              <w:instrText xml:space="preserve">PAGEREF _Toc141 \h</w:instrText>
+              <w:instrText xml:space="preserve">PAGEREF _Toc151 \h</w:instrText>
               <w:fldChar w:fldCharType="separate"/>
               <w:fldChar w:fldCharType="end"/>
             </w:r>
@@ -336,16 +336,16 @@
             </w:tabs>
             <w:ind w:left="220"/>
           </w:pPr>
-          <w:hyperlink w:history="1" w:anchor="_Toc142">
-            <w:r>
-              <w:t xml:space="preserve">Rotina</w:t>
+          <w:hyperlink w:history="1" w:anchor="_Toc152">
+            <w:r>
+              <w:t xml:space="preserve">Como publicar cada tipo de mudança</w:t>
             </w:r>
             <w:r>
               <w:tab/>
             </w:r>
             <w:r>
               <w:fldChar w:fldCharType="begin" w:dirty="true"/>
-              <w:instrText xml:space="preserve">PAGEREF _Toc142 \h</w:instrText>
+              <w:instrText xml:space="preserve">PAGEREF _Toc152 \h</w:instrText>
               <w:fldChar w:fldCharType="separate"/>
               <w:fldChar w:fldCharType="end"/>
             </w:r>
@@ -359,16 +359,16 @@
             </w:tabs>
             <w:ind w:left="220"/>
           </w:pPr>
-          <w:hyperlink w:history="1" w:anchor="_Toc143">
-            <w:r>
-              <w:t xml:space="preserve">Problemas conhecidos</w:t>
+          <w:hyperlink w:history="1" w:anchor="_Toc153">
+            <w:r>
+              <w:t xml:space="preserve">Rotina</w:t>
             </w:r>
             <w:r>
               <w:tab/>
             </w:r>
             <w:r>
               <w:fldChar w:fldCharType="begin" w:dirty="true"/>
-              <w:instrText xml:space="preserve">PAGEREF _Toc143 \h</w:instrText>
+              <w:instrText xml:space="preserve">PAGEREF _Toc153 \h</w:instrText>
               <w:fldChar w:fldCharType="separate"/>
               <w:fldChar w:fldCharType="end"/>
             </w:r>
@@ -382,7 +382,30 @@
             </w:tabs>
             <w:ind w:left="220"/>
           </w:pPr>
-          <w:hyperlink w:history="1" w:anchor="_Toc144">
+          <w:hyperlink w:history="1" w:anchor="_Toc154">
+            <w:r>
+              <w:t xml:space="preserve">Problemas conhecidos</w:t>
+            </w:r>
+            <w:r>
+              <w:tab/>
+            </w:r>
+            <w:r>
+              <w:fldChar w:fldCharType="begin" w:dirty="true"/>
+              <w:instrText xml:space="preserve">PAGEREF _Toc154 \h</w:instrText>
+              <w:fldChar w:fldCharType="separate"/>
+              <w:fldChar w:fldCharType="end"/>
+            </w:r>
+          </w:hyperlink>
+        </w:p>
+        <w:p>
+          <w:pPr>
+            <w:pStyle w:val="TOC2"/>
+            <w:tabs>
+              <w:tab w:val="right" w:pos="9638" w:leader="dot"/>
+            </w:tabs>
+            <w:ind w:left="220"/>
+          </w:pPr>
+          <w:hyperlink w:history="1" w:anchor="_Toc155">
             <w:r>
               <w:t xml:space="preserve">Diagnóstico</w:t>
             </w:r>
@@ -391,7 +414,7 @@
             </w:r>
             <w:r>
               <w:fldChar w:fldCharType="begin" w:dirty="true"/>
-              <w:instrText xml:space="preserve">PAGEREF _Toc144 \h</w:instrText>
+              <w:instrText xml:space="preserve">PAGEREF _Toc155 \h</w:instrText>
               <w:fldChar w:fldCharType="separate"/>
               <w:fldChar w:fldCharType="end"/>
             </w:r>
@@ -409,21 +432,21 @@
         <w:pStyle w:val="Heading1"/>
         <w:pageBreakBefore/>
       </w:pPr>
-      <w:bookmarkStart w:name="_Toc135" w:id="135"/>
+      <w:bookmarkStart w:name="_Toc145" w:id="145"/>
       <w:r>
         <w:t xml:space="preserve">Operação</w:t>
       </w:r>
-      <w:bookmarkEnd w:id="135"/>
+      <w:bookmarkEnd w:id="145"/>
     </w:p>
     <w:p>
       <w:pPr>
         <w:pStyle w:val="Heading2"/>
       </w:pPr>
-      <w:bookmarkStart w:name="_Toc136" w:id="136"/>
+      <w:bookmarkStart w:name="_Toc146" w:id="146"/>
       <w:r>
         <w:t xml:space="preserve">Checklist de implantação (estado atual)</w:t>
       </w:r>
-      <w:bookmarkEnd w:id="136"/>
+      <w:bookmarkEnd w:id="146"/>
     </w:p>
     <w:p>
       <w:pPr>
@@ -650,7 +673,17 @@
               <w:t xml:space="preserve">IdSolicitacao</w:t>
             </w:r>
             <w:r>
-              <w:t xml:space="preserve"> na auditoria) e os </w:t>
+              <w:t xml:space="preserve"> na auditoria), </w:t>
+            </w:r>
+            <w:r>
+              <w:rPr>
+                <w:b/>
+                <w:bCs/>
+              </w:rPr>
+              <w:t xml:space="preserve">por último</w:t>
+            </w:r>
+            <w:r>
+              <w:t xml:space="preserve"> </w:t>
             </w:r>
             <w:r>
               <w:rPr>
@@ -660,6 +693,32 @@
                 <w:szCs w:val="18"/>
                 <w:shd w:fill="F1ECFB" w:color="auto" w:val="clear"/>
               </w:rPr>
+              <w:t xml:space="preserve">sql/criar_tabelas_unidades.sql</w:t>
+            </w:r>
+            <w:r>
+              <w:t xml:space="preserve"> (unidades e </w:t>
+            </w:r>
+            <w:r>
+              <w:rPr>
+                <w:rFonts w:ascii="Consolas" w:cs="Consolas" w:eastAsia="Consolas" w:hAnsi="Consolas"/>
+                <w:color w:val="6A1BBF"/>
+                <w:sz w:val="18"/>
+                <w:szCs w:val="18"/>
+                <w:shd w:fill="F1ECFB" w:color="auto" w:val="clear"/>
+              </w:rPr>
+              <w:t xml:space="preserve">IdUnidade</w:t>
+            </w:r>
+            <w:r>
+              <w:t xml:space="preserve">), e os </w:t>
+            </w:r>
+            <w:r>
+              <w:rPr>
+                <w:rFonts w:ascii="Consolas" w:cs="Consolas" w:eastAsia="Consolas" w:hAnsi="Consolas"/>
+                <w:color w:val="6A1BBF"/>
+                <w:sz w:val="18"/>
+                <w:szCs w:val="18"/>
+                <w:shd w:fill="F1ECFB" w:color="auto" w:val="clear"/>
+              </w:rPr>
               <w:t xml:space="preserve">GRANT</w:t>
             </w:r>
             <w:r>
@@ -836,7 +895,7 @@
                 <w:szCs w:val="18"/>
                 <w:shd w:fill="F1ECFB" w:color="auto" w:val="clear"/>
               </w:rPr>
-              <w:t xml:space="preserve">TST Araguari</w:t>
+              <w:t xml:space="preserve">TST Araguari - Integracao</w:t>
             </w:r>
             <w:r>
               <w:t xml:space="preserve"> e Header Auth </w:t>
@@ -851,6 +910,44 @@
               </w:rPr>
               <w:t xml:space="preserve">X-Monitor-Key</w:t>
             </w:r>
+            <w:r>
+              <w:t xml:space="preserve">; Variables </w:t>
+            </w:r>
+            <w:r>
+              <w:rPr>
+                <w:rFonts w:ascii="Consolas" w:cs="Consolas" w:eastAsia="Consolas" w:hAnsi="Consolas"/>
+                <w:color w:val="6A1BBF"/>
+                <w:sz w:val="18"/>
+                <w:szCs w:val="18"/>
+                <w:shd w:fill="F1ECFB" w:color="auto" w:val="clear"/>
+              </w:rPr>
+              <w:t xml:space="preserve">CNN_CID_ZARNS_SALVADOR</w:t>
+            </w:r>
+            <w:r>
+              <w:t xml:space="preserve"> e </w:t>
+            </w:r>
+            <w:r>
+              <w:rPr>
+                <w:rFonts w:ascii="Consolas" w:cs="Consolas" w:eastAsia="Consolas" w:hAnsi="Consolas"/>
+                <w:color w:val="6A1BBF"/>
+                <w:sz w:val="18"/>
+                <w:szCs w:val="18"/>
+                <w:shd w:fill="F1ECFB" w:color="auto" w:val="clear"/>
+              </w:rPr>
+              <w:t xml:space="preserve">CNN_CID_ZARNS_POUSO_ALEGRE</w:t>
+            </w:r>
+            <w:r>
+              <w:t xml:space="preserve"> (ver </w:t>
+            </w:r>
+            <w:r>
+              <w:rPr>
+                <w:color w:val="1C1FC8"/>
+              </w:rPr>
+              <w:t xml:space="preserve">unidades.md</w:t>
+            </w:r>
+            <w:r>
+              <w:t xml:space="preserve">)</w:t>
+            </w:r>
           </w:p>
         </w:tc>
       </w:tr>
@@ -924,57 +1021,17 @@
               <w:t xml:space="preserve">Bloqueio</w:t>
             </w:r>
             <w:r>
-              <w:t xml:space="preserve">, </w:t>
+              <w:t xml:space="preserve"> (e o subfluxo </w:t>
             </w:r>
             <w:r>
               <w:rPr>
                 <w:b/>
                 <w:bCs/>
               </w:rPr>
-              <w:t xml:space="preserve">Liberação automática</w:t>
-            </w:r>
-            <w:r>
-              <w:t xml:space="preserve">, </w:t>
-            </w:r>
-            <w:r>
-              <w:rPr>
-                <w:b/>
-                <w:bCs/>
-              </w:rPr>
-              <w:t xml:space="preserve">Leitura</w:t>
-            </w:r>
-            <w:r>
-              <w:t xml:space="preserve">, </w:t>
-            </w:r>
-            <w:r>
-              <w:rPr>
-                <w:b/>
-                <w:bCs/>
-              </w:rPr>
-              <w:t xml:space="preserve">Ações</w:t>
-            </w:r>
-            <w:r>
-              <w:t xml:space="preserve">, </w:t>
-            </w:r>
-            <w:r>
-              <w:rPr>
-                <w:b/>
-                <w:bCs/>
-              </w:rPr>
-              <w:t xml:space="preserve">Usuários</w:t>
-            </w:r>
-            <w:r>
-              <w:t xml:space="preserve"> e </w:t>
-            </w:r>
-            <w:r>
-              <w:rPr>
-                <w:b/>
-                <w:bCs/>
-              </w:rPr>
-              <w:t xml:space="preserve">Solicitações</w:t>
-            </w:r>
-            <w:r>
-              <w:t xml:space="preserve">; conferir credenciais, Error workflow e a paginação de </w:t>
+              <w:t xml:space="preserve">Bloqueio por unidade</w:t>
+            </w:r>
+            <w:r>
+              <w:t xml:space="preserve">, escolhido no nó </w:t>
             </w:r>
             <w:r>
               <w:rPr>
@@ -984,6 +1041,69 @@
                 <w:szCs w:val="18"/>
                 <w:shd w:fill="F1ECFB" w:color="auto" w:val="clear"/>
               </w:rPr>
+              <w:t xml:space="preserve">bloquear unidade</w:t>
+            </w:r>
+            <w:r>
+              <w:t xml:space="preserve">), </w:t>
+            </w:r>
+            <w:r>
+              <w:rPr>
+                <w:b/>
+                <w:bCs/>
+              </w:rPr>
+              <w:t xml:space="preserve">Liberação automática</w:t>
+            </w:r>
+            <w:r>
+              <w:t xml:space="preserve">, </w:t>
+            </w:r>
+            <w:r>
+              <w:rPr>
+                <w:b/>
+                <w:bCs/>
+              </w:rPr>
+              <w:t xml:space="preserve">Leitura</w:t>
+            </w:r>
+            <w:r>
+              <w:t xml:space="preserve">, </w:t>
+            </w:r>
+            <w:r>
+              <w:rPr>
+                <w:b/>
+                <w:bCs/>
+              </w:rPr>
+              <w:t xml:space="preserve">Ações</w:t>
+            </w:r>
+            <w:r>
+              <w:t xml:space="preserve">, </w:t>
+            </w:r>
+            <w:r>
+              <w:rPr>
+                <w:b/>
+                <w:bCs/>
+              </w:rPr>
+              <w:t xml:space="preserve">Usuários</w:t>
+            </w:r>
+            <w:r>
+              <w:t xml:space="preserve"> e </w:t>
+            </w:r>
+            <w:r>
+              <w:rPr>
+                <w:b/>
+                <w:bCs/>
+              </w:rPr>
+              <w:t xml:space="preserve">Solicitações</w:t>
+            </w:r>
+            <w:r>
+              <w:t xml:space="preserve">; conferir credenciais, Error workflow e a paginação de </w:t>
+            </w:r>
+            <w:r>
+              <w:rPr>
+                <w:rFonts w:ascii="Consolas" w:cs="Consolas" w:eastAsia="Consolas" w:hAnsi="Consolas"/>
+                <w:color w:val="6A1BBF"/>
+                <w:sz w:val="18"/>
+                <w:szCs w:val="18"/>
+                <w:shd w:fill="F1ECFB" w:color="auto" w:val="clear"/>
+              </w:rPr>
               <w:t xml:space="preserve">GET agenda do ciclo</w:t>
             </w:r>
           </w:p>
@@ -1206,7 +1326,7 @@
               <w:t xml:space="preserve">admin</w:t>
             </w:r>
             <w:r>
-              <w:t xml:space="preserve">, trocar a senha, criar os usuários</w:t>
+              <w:t xml:space="preserve">, trocar a senha, criar os usuários e marcar as unidades de cada um</w:t>
             </w:r>
           </w:p>
         </w:tc>
@@ -1348,54 +1468,27 @@
       <w:pPr>
         <w:pStyle w:val="Heading2"/>
       </w:pPr>
-      <w:bookmarkStart w:name="_Toc137" w:id="137"/>
-      <w:r>
-        <w:t xml:space="preserve">Implantação das solicitações e da liberação automática (outubro de 2026)</w:t>
-      </w:r>
-      <w:bookmarkEnd w:id="137"/>
+      <w:bookmarkStart w:name="_Toc147" w:id="147"/>
+      <w:r>
+        <w:t xml:space="preserve">Implantação das unidades (outubro de 2026)</w:t>
+      </w:r>
+      <w:bookmarkEnd w:id="147"/>
     </w:p>
     <w:p>
       <w:pPr>
         <w:spacing w:after="120"/>
       </w:pPr>
       <w:r>
-        <w:t xml:space="preserve">Para um ambiente que já tem o painel funcionando. </w:t>
-      </w:r>
-      <w:r>
-        <w:rPr>
-          <w:b/>
-          <w:bCs/>
-        </w:rPr>
-        <w:t xml:space="preserve">A ordem importa:</w:t>
-      </w:r>
-      <w:r>
-        <w:t xml:space="preserve"> o banco primeiro, porque os workflows novos gravam </w:t>
-      </w:r>
-      <w:r>
-        <w:rPr>
-          <w:rFonts w:ascii="Consolas" w:cs="Consolas" w:eastAsia="Consolas" w:hAnsi="Consolas"/>
-          <w:color w:val="6A1BBF"/>
-          <w:sz w:val="18"/>
-          <w:szCs w:val="18"/>
-          <w:shd w:fill="F1ECFB" w:color="auto" w:val="clear"/>
-        </w:rPr>
-        <w:t xml:space="preserve">IdSolicitacao</w:t>
-      </w:r>
-      <w:r>
-        <w:t xml:space="preserve"> na auditoria e atualizam </w:t>
-      </w:r>
-      <w:r>
-        <w:rPr>
-          <w:rFonts w:ascii="Consolas" w:cs="Consolas" w:eastAsia="Consolas" w:hAnsi="Consolas"/>
-          <w:color w:val="6A1BBF"/>
-          <w:sz w:val="18"/>
-          <w:szCs w:val="18"/>
-          <w:shd w:fill="F1ECFB" w:color="auto" w:val="clear"/>
-        </w:rPr>
-        <w:t xml:space="preserve">CtlCnnSolicitacao</w:t>
-      </w:r>
-      <w:r>
-        <w:t xml:space="preserve">.</w:t>
+        <w:t xml:space="preserve">Para um ambiente que já tem o painel com Salvador. O passo a passo completo, com a ordem certa, está em </w:t>
+      </w:r>
+      <w:r>
+        <w:rPr>
+          <w:color w:val="1C1FC8"/>
+        </w:rPr>
+        <w:t xml:space="preserve">unidades.md</w:t>
+      </w:r>
+      <w:r>
+        <w:t xml:space="preserve">. Em resumo:</w:t>
       </w:r>
     </w:p>
     <w:p>
@@ -1412,10 +1505,10 @@
           <w:b/>
           <w:bCs/>
         </w:rPr>
-        <w:t xml:space="preserve">Banco.</w:t>
-      </w:r>
-      <w:r>
-        <w:t xml:space="preserve"> No SSMS, banco </w:t>
+        <w:t xml:space="preserve">Banco:</w:t>
+      </w:r>
+      <w:r>
+        <w:t xml:space="preserve"> </w:t>
       </w:r>
       <w:r>
         <w:rPr>
@@ -1425,19 +1518,10 @@
           <w:szCs w:val="18"/>
           <w:shd w:fill="F1ECFB" w:color="auto" w:val="clear"/>
         </w:rPr>
-        <w:t xml:space="preserve">INTEGRACAO</w:t>
-      </w:r>
-      <w:r>
-        <w:t xml:space="preserve">, rode </w:t>
-      </w:r>
-      <w:r>
-        <w:rPr>
-          <w:color w:val="1C1FC8"/>
-        </w:rPr>
-        <w:t xml:space="preserve">sql/criar_tabelas_solicitacoes.sql</w:t>
-      </w:r>
-      <w:r>
-        <w:t xml:space="preserve"> e o </w:t>
+        <w:t xml:space="preserve">sql/criar_tabelas_unidades.sql</w:t>
+      </w:r>
+      <w:r>
+        <w:t xml:space="preserve">. Os fluxos atuais seguem funcionando com Salvador (</w:t>
       </w:r>
       <w:r>
         <w:rPr>
@@ -1447,36 +1531,10 @@
           <w:szCs w:val="18"/>
           <w:shd w:fill="F1ECFB" w:color="auto" w:val="clear"/>
         </w:rPr>
-        <w:t xml:space="preserve">GRANT</w:t>
-      </w:r>
-      <w:r>
-        <w:t xml:space="preserve"> do comentário no fim. O resultado final lista </w:t>
-      </w:r>
-      <w:r>
-        <w:rPr>
-          <w:rFonts w:ascii="Consolas" w:cs="Consolas" w:eastAsia="Consolas" w:hAnsi="Consolas"/>
-          <w:color w:val="6A1BBF"/>
-          <w:sz w:val="18"/>
-          <w:szCs w:val="18"/>
-          <w:shd w:fill="F1ECFB" w:color="auto" w:val="clear"/>
-        </w:rPr>
-        <w:t xml:space="preserve">CtlCnnSolicitacao</w:t>
-      </w:r>
-      <w:r>
-        <w:t xml:space="preserve"> e o tamanho da coluna </w:t>
-      </w:r>
-      <w:r>
-        <w:rPr>
-          <w:rFonts w:ascii="Consolas" w:cs="Consolas" w:eastAsia="Consolas" w:hAnsi="Consolas"/>
-          <w:color w:val="6A1BBF"/>
-          <w:sz w:val="18"/>
-          <w:szCs w:val="18"/>
-          <w:shd w:fill="F1ECFB" w:color="auto" w:val="clear"/>
-        </w:rPr>
-        <w:t xml:space="preserve">IdSolicitacao</w:t>
-      </w:r>
-      <w:r>
-        <w:t xml:space="preserve"> na auditoria (8 bytes).</w:t>
+        <w:t xml:space="preserve">DEFAULT 1</w:t>
+      </w:r>
+      <w:r>
+        <w:t xml:space="preserve">).</w:t>
       </w:r>
     </w:p>
     <w:p>
@@ -1493,32 +1551,10 @@
           <w:b/>
           <w:bCs/>
         </w:rPr>
-        <w:t xml:space="preserve">n8n, workflow novo:</w:t>
-      </w:r>
-      <w:r>
-        <w:t xml:space="preserve"> importe </w:t>
-      </w:r>
-      <w:r>
-        <w:rPr>
-          <w:color w:val="1C1FC8"/>
-        </w:rPr>
-        <w:t xml:space="preserve">workflows/cnn-painel-solicitacoes.json</w:t>
-      </w:r>
-      <w:r>
-        <w:t xml:space="preserve">.</w:t>
-      </w:r>
-    </w:p>
-    <w:p>
-      <w:pPr>
-        <w:pStyle w:val="ListParagraph"/>
-        <w:numPr>
-          <w:ilvl w:val="1"/>
-          <w:numId w:val="3"/>
-        </w:numPr>
-        <w:spacing w:after="60"/>
-      </w:pPr>
-      <w:r>
-        <w:t xml:space="preserve">Confira a credencial Header Auth no </w:t>
+        <w:t xml:space="preserve">n8n, Variables:</w:t>
+      </w:r>
+      <w:r>
+        <w:t xml:space="preserve"> </w:t>
       </w:r>
       <w:r>
         <w:rPr>
@@ -1528,7 +1564,7 @@
           <w:szCs w:val="18"/>
           <w:shd w:fill="F1ECFB" w:color="auto" w:val="clear"/>
         </w:rPr>
-        <w:t xml:space="preserve">Webhook</w:t>
+        <w:t xml:space="preserve">CNN_CID_ZARNS_SALVADOR</w:t>
       </w:r>
       <w:r>
         <w:t xml:space="preserve"> e </w:t>
@@ -1541,66 +1577,10 @@
           <w:szCs w:val="18"/>
           <w:shd w:fill="F1ECFB" w:color="auto" w:val="clear"/>
         </w:rPr>
-        <w:t xml:space="preserve">TST Araguari</w:t>
-      </w:r>
-      <w:r>
-        <w:t xml:space="preserve"> no </w:t>
-      </w:r>
-      <w:r>
-        <w:rPr>
-          <w:rFonts w:ascii="Consolas" w:cs="Consolas" w:eastAsia="Consolas" w:hAnsi="Consolas"/>
-          <w:color w:val="6A1BBF"/>
-          <w:sz w:val="18"/>
-          <w:szCs w:val="18"/>
-          <w:shd w:fill="F1ECFB" w:color="auto" w:val="clear"/>
-        </w:rPr>
-        <w:t xml:space="preserve">Executar</w:t>
+        <w:t xml:space="preserve">CNN_CID_ZARNS_POUSO_ALEGRE</w:t>
       </w:r>
       <w:r>
         <w:t xml:space="preserve">.</w:t>
-      </w:r>
-    </w:p>
-    <w:p>
-      <w:pPr>
-        <w:pStyle w:val="ListParagraph"/>
-        <w:numPr>
-          <w:ilvl w:val="1"/>
-          <w:numId w:val="3"/>
-        </w:numPr>
-        <w:spacing w:after="60"/>
-      </w:pPr>
-      <w:r>
-        <w:t xml:space="preserve">Em </w:t>
-      </w:r>
-      <w:r>
-        <w:rPr>
-          <w:b/>
-          <w:bCs/>
-        </w:rPr>
-        <w:t xml:space="preserve">Settings</w:t>
-      </w:r>
-      <w:r>
-        <w:t xml:space="preserve">: "Save successful executions = Do not save" e o Error workflow.</w:t>
-      </w:r>
-    </w:p>
-    <w:p>
-      <w:pPr>
-        <w:pStyle w:val="ListParagraph"/>
-        <w:numPr>
-          <w:ilvl w:val="1"/>
-          <w:numId w:val="3"/>
-        </w:numPr>
-        <w:spacing w:after="60"/>
-      </w:pPr>
-      <w:r>
-        <w:rPr>
-          <w:b/>
-          <w:bCs/>
-        </w:rPr>
-        <w:t xml:space="preserve">Publique</w:t>
-      </w:r>
-      <w:r>
-        <w:t xml:space="preserve"> e copie a Production URL.</w:t>
       </w:r>
     </w:p>
     <w:p>
@@ -1617,40 +1597,33 @@
           <w:b/>
           <w:bCs/>
         </w:rPr>
-        <w:t xml:space="preserve">n8n, workflows que mudaram:</w:t>
-      </w:r>
-      <w:r>
-        <w:t xml:space="preserve"> cole de novo </w:t>
+        <w:t xml:space="preserve">n8n:</w:t>
+      </w:r>
+      <w:r>
+        <w:t xml:space="preserve"> colar todos os workflows; criar o subfluxo </w:t>
       </w:r>
       <w:r>
         <w:rPr>
           <w:b/>
           <w:bCs/>
         </w:rPr>
-        <w:t xml:space="preserve">Ações</w:t>
-      </w:r>
-      <w:r>
-        <w:t xml:space="preserve">, </w:t>
-      </w:r>
-      <w:r>
-        <w:rPr>
-          <w:b/>
-          <w:bCs/>
-        </w:rPr>
-        <w:t xml:space="preserve">Leitura</w:t>
-      </w:r>
-      <w:r>
-        <w:t xml:space="preserve"> e </w:t>
-      </w:r>
-      <w:r>
-        <w:rPr>
-          <w:b/>
-          <w:bCs/>
-        </w:rPr>
-        <w:t xml:space="preserve">Bloqueio</w:t>
-      </w:r>
-      <w:r>
-        <w:t xml:space="preserve"> (ver "Lógica de um workflow"). Sem isso, liberar antes do prazo continua sem exigir solicitação, e a lista não mostra as solicitações.</w:t>
+        <w:t xml:space="preserve">Bloqueio por unidade</w:t>
+      </w:r>
+      <w:r>
+        <w:t xml:space="preserve"> e escolhê-lo no nó </w:t>
+      </w:r>
+      <w:r>
+        <w:rPr>
+          <w:rFonts w:ascii="Consolas" w:cs="Consolas" w:eastAsia="Consolas" w:hAnsi="Consolas"/>
+          <w:color w:val="6A1BBF"/>
+          <w:sz w:val="18"/>
+          <w:szCs w:val="18"/>
+          <w:shd w:fill="F1ECFB" w:color="auto" w:val="clear"/>
+        </w:rPr>
+        <w:t xml:space="preserve">bloquear unidade</w:t>
+      </w:r>
+      <w:r>
+        <w:t xml:space="preserve"> do Bloqueio.</w:t>
       </w:r>
     </w:p>
     <w:p>
@@ -1667,114 +1640,10 @@
           <w:b/>
           <w:bCs/>
         </w:rPr>
-        <w:t xml:space="preserve">n8n, liberação automática:</w:t>
-      </w:r>
-      <w:r>
-        <w:t xml:space="preserve"> importe </w:t>
-      </w:r>
-      <w:r>
-        <w:rPr>
-          <w:color w:val="1C1FC8"/>
-        </w:rPr>
-        <w:t xml:space="preserve">workflows/liberacaoPacientesFaltas.json</w:t>
-      </w:r>
-      <w:r>
-        <w:t xml:space="preserve">.</w:t>
-      </w:r>
-    </w:p>
-    <w:p>
-      <w:pPr>
-        <w:pStyle w:val="ListParagraph"/>
-        <w:numPr>
-          <w:ilvl w:val="1"/>
-          <w:numId w:val="3"/>
-        </w:numPr>
-        <w:spacing w:after="60"/>
-      </w:pPr>
-      <w:r>
-        <w:t xml:space="preserve">Credenciais </w:t>
-      </w:r>
-      <w:r>
-        <w:rPr>
-          <w:rFonts w:ascii="Consolas" w:cs="Consolas" w:eastAsia="Consolas" w:hAnsi="Consolas"/>
-          <w:color w:val="6A1BBF"/>
-          <w:sz w:val="18"/>
-          <w:szCs w:val="18"/>
-          <w:shd w:fill="F1ECFB" w:color="auto" w:val="clear"/>
-        </w:rPr>
-        <w:t xml:space="preserve">API CNN AUTH</w:t>
-      </w:r>
-      <w:r>
-        <w:t xml:space="preserve"> (HTTP) e </w:t>
-      </w:r>
-      <w:r>
-        <w:rPr>
-          <w:rFonts w:ascii="Consolas" w:cs="Consolas" w:eastAsia="Consolas" w:hAnsi="Consolas"/>
-          <w:color w:val="6A1BBF"/>
-          <w:sz w:val="18"/>
-          <w:szCs w:val="18"/>
-          <w:shd w:fill="F1ECFB" w:color="auto" w:val="clear"/>
-        </w:rPr>
-        <w:t xml:space="preserve">TST Araguari</w:t>
-      </w:r>
-      <w:r>
-        <w:t xml:space="preserve"> (SQL); Error workflow; salvar todas as execuções.</w:t>
-      </w:r>
-    </w:p>
-    <w:p>
-      <w:pPr>
-        <w:pStyle w:val="ListParagraph"/>
-        <w:numPr>
-          <w:ilvl w:val="1"/>
-          <w:numId w:val="3"/>
-        </w:numPr>
-        <w:spacing w:after="60"/>
-      </w:pPr>
-      <w:r>
-        <w:rPr>
-          <w:b/>
-          <w:bCs/>
-        </w:rPr>
-        <w:t xml:space="preserve">Antes de ativar:</w:t>
-      </w:r>
-      <w:r>
-        <w:t xml:space="preserve"> veja no painel quem está </w:t>
-      </w:r>
-      <w:r>
-        <w:rPr>
-          <w:b/>
-          <w:bCs/>
-        </w:rPr>
-        <w:t xml:space="preserve">Apto a liberar</w:t>
-      </w:r>
-      <w:r>
-        <w:t xml:space="preserve">. Esses pacientes serão liberados na primeira execução (02:00). Se quiser, rode uma vez pelo editor, de dia, para acompanhar.</w:t>
-      </w:r>
-    </w:p>
-    <w:p>
-      <w:pPr>
-        <w:pStyle w:val="ListParagraph"/>
-        <w:numPr>
-          <w:ilvl w:val="1"/>
-          <w:numId w:val="3"/>
-        </w:numPr>
-        <w:spacing w:after="60"/>
-      </w:pPr>
-      <w:r>
-        <w:t xml:space="preserve">Ative.</w:t>
-      </w:r>
-    </w:p>
-    <w:p>
-      <w:pPr>
-        <w:pStyle w:val="ListParagraph"/>
-        <w:numPr>
-          <w:ilvl w:val="1"/>
-          <w:numId w:val="3"/>
-        </w:numPr>
-        <w:spacing w:after="60"/>
-      </w:pPr>
-      <w:r>
-        <w:t xml:space="preserve">Se o workflow antigo de liberação ainda existir no n8n, apague-o.</w:t>
+        <w:t xml:space="preserve">Painel:</w:t>
+      </w:r>
+      <w:r>
+        <w:t xml:space="preserve"> commit e push. Todos entram de novo (o token antigo não tem as unidades).</w:t>
       </w:r>
     </w:p>
     <w:p>
@@ -1791,10 +1660,51 @@
           <w:b/>
           <w:bCs/>
         </w:rPr>
-        <w:t xml:space="preserve">Vercel:</w:t>
-      </w:r>
-      <w:r>
-        <w:t xml:space="preserve"> crie </w:t>
+        <w:t xml:space="preserve">Usuários:</w:t>
+      </w:r>
+      <w:r>
+        <w:t xml:space="preserve"> conferir as unidades de cada pessoa na tela Usuários.</w:t>
+      </w:r>
+    </w:p>
+    <w:p>
+      <w:pPr>
+        <w:spacing w:after="60"/>
+      </w:pPr>
+    </w:p>
+    <w:p>
+      <w:pPr>
+        <w:spacing w:after="120"/>
+      </w:pPr>
+      <w:r>
+        <w:t xml:space="preserve">Faça os passos 3 e 4 juntos e fora das 01:00 e 02:00: no meio do caminho, o painel antigo não manda a unidade e recebe "Unidade inválida".</w:t>
+      </w:r>
+    </w:p>
+    <w:p>
+      <w:pPr>
+        <w:pStyle w:val="Heading2"/>
+      </w:pPr>
+      <w:bookmarkStart w:name="_Toc148" w:id="148"/>
+      <w:r>
+        <w:t xml:space="preserve">Implantação das solicitações e da liberação automática (outubro de 2026)</w:t>
+      </w:r>
+      <w:bookmarkEnd w:id="148"/>
+    </w:p>
+    <w:p>
+      <w:pPr>
+        <w:spacing w:after="120"/>
+      </w:pPr>
+      <w:r>
+        <w:t xml:space="preserve">Para um ambiente que já tem o painel funcionando. </w:t>
+      </w:r>
+      <w:r>
+        <w:rPr>
+          <w:b/>
+          <w:bCs/>
+        </w:rPr>
+        <w:t xml:space="preserve">A ordem importa:</w:t>
+      </w:r>
+      <w:r>
+        <w:t xml:space="preserve"> o banco primeiro, porque os workflows novos gravam </w:t>
       </w:r>
       <w:r>
         <w:rPr>
@@ -1804,10 +1714,10 @@
           <w:szCs w:val="18"/>
           <w:shd w:fill="F1ECFB" w:color="auto" w:val="clear"/>
         </w:rPr>
-        <w:t xml:space="preserve">N8N_SOLICITACOES_URL</w:t>
-      </w:r>
-      <w:r>
-        <w:t xml:space="preserve"> em Production e Preview e publique (push na </w:t>
+        <w:t xml:space="preserve">IdSolicitacao</w:t>
+      </w:r>
+      <w:r>
+        <w:t xml:space="preserve"> na auditoria e atualizam </w:t>
       </w:r>
       <w:r>
         <w:rPr>
@@ -1817,10 +1727,30 @@
           <w:szCs w:val="18"/>
           <w:shd w:fill="F1ECFB" w:color="auto" w:val="clear"/>
         </w:rPr>
-        <w:t xml:space="preserve">main</w:t>
-      </w:r>
-      <w:r>
-        <w:t xml:space="preserve">, ou </w:t>
+        <w:t xml:space="preserve">CtlCnnSolicitacao</w:t>
+      </w:r>
+      <w:r>
+        <w:t xml:space="preserve">.</w:t>
+      </w:r>
+    </w:p>
+    <w:p>
+      <w:pPr>
+        <w:pStyle w:val="ListParagraph"/>
+        <w:numPr>
+          <w:ilvl w:val="0"/>
+          <w:numId w:val="3"/>
+        </w:numPr>
+        <w:spacing w:after="60"/>
+      </w:pPr>
+      <w:r>
+        <w:rPr>
+          <w:b/>
+          <w:bCs/>
+        </w:rPr>
+        <w:t xml:space="preserve">Banco.</w:t>
+      </w:r>
+      <w:r>
+        <w:t xml:space="preserve"> No SSMS, banco </w:t>
       </w:r>
       <w:r>
         <w:rPr>
@@ -1830,92 +1760,19 @@
           <w:szCs w:val="18"/>
           <w:shd w:fill="F1ECFB" w:color="auto" w:val="clear"/>
         </w:rPr>
-        <w:t xml:space="preserve">vercel deploy --prod</w:t>
-      </w:r>
-      <w:r>
-        <w:t xml:space="preserve">).</w:t>
-      </w:r>
-    </w:p>
-    <w:p>
-      <w:pPr>
-        <w:pStyle w:val="ListParagraph"/>
-        <w:numPr>
-          <w:ilvl w:val="0"/>
-          <w:numId w:val="2"/>
-        </w:numPr>
-        <w:spacing w:after="60"/>
-      </w:pPr>
-      <w:r>
-        <w:rPr>
-          <w:b/>
-          <w:bCs/>
-        </w:rPr>
-        <w:t xml:space="preserve">Teste:</w:t>
-      </w:r>
-    </w:p>
-    <w:p>
-      <w:pPr>
-        <w:pStyle w:val="ListParagraph"/>
-        <w:numPr>
-          <w:ilvl w:val="1"/>
-          <w:numId w:val="3"/>
-        </w:numPr>
-        <w:spacing w:after="60"/>
-      </w:pPr>
-      <w:r>
-        <w:t xml:space="preserve">Um Leitor abre uma solicitação.</w:t>
-      </w:r>
-    </w:p>
-    <w:p>
-      <w:pPr>
-        <w:pStyle w:val="ListParagraph"/>
-        <w:numPr>
-          <w:ilvl w:val="1"/>
-          <w:numId w:val="3"/>
-        </w:numPr>
-        <w:spacing w:after="60"/>
-      </w:pPr>
-      <w:r>
-        <w:t xml:space="preserve">O contador do menu aparece.</w:t>
-      </w:r>
-    </w:p>
-    <w:p>
-      <w:pPr>
-        <w:pStyle w:val="ListParagraph"/>
-        <w:numPr>
-          <w:ilvl w:val="1"/>
-          <w:numId w:val="3"/>
-        </w:numPr>
-        <w:spacing w:after="60"/>
-      </w:pPr>
-      <w:r>
-        <w:t xml:space="preserve">O Admin aprova.</w:t>
-      </w:r>
-    </w:p>
-    <w:p>
-      <w:pPr>
-        <w:pStyle w:val="ListParagraph"/>
-        <w:numPr>
-          <w:ilvl w:val="1"/>
-          <w:numId w:val="3"/>
-        </w:numPr>
-        <w:spacing w:after="60"/>
-      </w:pPr>
-      <w:r>
-        <w:t xml:space="preserve">Um Editor libera.</w:t>
-      </w:r>
-    </w:p>
-    <w:p>
-      <w:pPr>
-        <w:pStyle w:val="ListParagraph"/>
-        <w:numPr>
-          <w:ilvl w:val="1"/>
-          <w:numId w:val="3"/>
-        </w:numPr>
-        <w:spacing w:after="60"/>
-      </w:pPr>
-      <w:r>
-        <w:t xml:space="preserve">A auditoria mostra a liberação com </w:t>
+        <w:t xml:space="preserve">INTEGRACAO</w:t>
+      </w:r>
+      <w:r>
+        <w:t xml:space="preserve">, rode </w:t>
+      </w:r>
+      <w:r>
+        <w:rPr>
+          <w:color w:val="1C1FC8"/>
+        </w:rPr>
+        <w:t xml:space="preserve">sql/criar_tabelas_solicitacoes.sql</w:t>
+      </w:r>
+      <w:r>
+        <w:t xml:space="preserve"> e o </w:t>
       </w:r>
       <w:r>
         <w:rPr>
@@ -1925,10 +1782,36 @@
           <w:szCs w:val="18"/>
           <w:shd w:fill="F1ECFB" w:color="auto" w:val="clear"/>
         </w:rPr>
+        <w:t xml:space="preserve">GRANT</w:t>
+      </w:r>
+      <w:r>
+        <w:t xml:space="preserve"> do comentário no fim. O resultado final lista </w:t>
+      </w:r>
+      <w:r>
+        <w:rPr>
+          <w:rFonts w:ascii="Consolas" w:cs="Consolas" w:eastAsia="Consolas" w:hAnsi="Consolas"/>
+          <w:color w:val="6A1BBF"/>
+          <w:sz w:val="18"/>
+          <w:szCs w:val="18"/>
+          <w:shd w:fill="F1ECFB" w:color="auto" w:val="clear"/>
+        </w:rPr>
+        <w:t xml:space="preserve">CtlCnnSolicitacao</w:t>
+      </w:r>
+      <w:r>
+        <w:t xml:space="preserve"> e o tamanho da coluna </w:t>
+      </w:r>
+      <w:r>
+        <w:rPr>
+          <w:rFonts w:ascii="Consolas" w:cs="Consolas" w:eastAsia="Consolas" w:hAnsi="Consolas"/>
+          <w:color w:val="6A1BBF"/>
+          <w:sz w:val="18"/>
+          <w:szCs w:val="18"/>
+          <w:shd w:fill="F1ECFB" w:color="auto" w:val="clear"/>
+        </w:rPr>
         <w:t xml:space="preserve">IdSolicitacao</w:t>
       </w:r>
       <w:r>
-        <w:t xml:space="preserve">.</w:t>
+        <w:t xml:space="preserve"> na auditoria (8 bytes).</w:t>
       </w:r>
     </w:p>
     <w:p>
@@ -1936,7 +1819,7 @@
         <w:pStyle w:val="ListParagraph"/>
         <w:numPr>
           <w:ilvl w:val="0"/>
-          <w:numId w:val="2"/>
+          <w:numId w:val="3"/>
         </w:numPr>
         <w:spacing w:after="60"/>
       </w:pPr>
@@ -1945,26 +1828,478 @@
           <w:b/>
           <w:bCs/>
         </w:rPr>
-        <w:t xml:space="preserve">Avise a equipe:</w:t>
-      </w:r>
-      <w:r>
-        <w:t xml:space="preserve"> pedidos de desbloqueio não vão mais por e-mail. A recepção usa </w:t>
+        <w:t xml:space="preserve">n8n, workflow novo:</w:t>
+      </w:r>
+      <w:r>
+        <w:t xml:space="preserve"> importe </w:t>
+      </w:r>
+      <w:r>
+        <w:rPr>
+          <w:color w:val="1C1FC8"/>
+        </w:rPr>
+        <w:t xml:space="preserve">workflows/cnn-painel-solicitacoes.json</w:t>
+      </w:r>
+      <w:r>
+        <w:t xml:space="preserve">.</w:t>
+      </w:r>
+    </w:p>
+    <w:p>
+      <w:pPr>
+        <w:pStyle w:val="ListParagraph"/>
+        <w:numPr>
+          <w:ilvl w:val="1"/>
+          <w:numId w:val="4"/>
+        </w:numPr>
+        <w:spacing w:after="60"/>
+      </w:pPr>
+      <w:r>
+        <w:t xml:space="preserve">Confira a credencial Header Auth no </w:t>
+      </w:r>
+      <w:r>
+        <w:rPr>
+          <w:rFonts w:ascii="Consolas" w:cs="Consolas" w:eastAsia="Consolas" w:hAnsi="Consolas"/>
+          <w:color w:val="6A1BBF"/>
+          <w:sz w:val="18"/>
+          <w:szCs w:val="18"/>
+          <w:shd w:fill="F1ECFB" w:color="auto" w:val="clear"/>
+        </w:rPr>
+        <w:t xml:space="preserve">Webhook</w:t>
+      </w:r>
+      <w:r>
+        <w:t xml:space="preserve"> e </w:t>
+      </w:r>
+      <w:r>
+        <w:rPr>
+          <w:rFonts w:ascii="Consolas" w:cs="Consolas" w:eastAsia="Consolas" w:hAnsi="Consolas"/>
+          <w:color w:val="6A1BBF"/>
+          <w:sz w:val="18"/>
+          <w:szCs w:val="18"/>
+          <w:shd w:fill="F1ECFB" w:color="auto" w:val="clear"/>
+        </w:rPr>
+        <w:t xml:space="preserve">TST Araguari - Integracao</w:t>
+      </w:r>
+      <w:r>
+        <w:t xml:space="preserve"> no </w:t>
+      </w:r>
+      <w:r>
+        <w:rPr>
+          <w:rFonts w:ascii="Consolas" w:cs="Consolas" w:eastAsia="Consolas" w:hAnsi="Consolas"/>
+          <w:color w:val="6A1BBF"/>
+          <w:sz w:val="18"/>
+          <w:szCs w:val="18"/>
+          <w:shd w:fill="F1ECFB" w:color="auto" w:val="clear"/>
+        </w:rPr>
+        <w:t xml:space="preserve">Executar</w:t>
+      </w:r>
+      <w:r>
+        <w:t xml:space="preserve">.</w:t>
+      </w:r>
+    </w:p>
+    <w:p>
+      <w:pPr>
+        <w:pStyle w:val="ListParagraph"/>
+        <w:numPr>
+          <w:ilvl w:val="1"/>
+          <w:numId w:val="4"/>
+        </w:numPr>
+        <w:spacing w:after="60"/>
+      </w:pPr>
+      <w:r>
+        <w:t xml:space="preserve">Em </w:t>
       </w:r>
       <w:r>
         <w:rPr>
           <w:b/>
           <w:bCs/>
         </w:rPr>
-        <w:t xml:space="preserve">Solicitar desbloqueio</w:t>
-      </w:r>
-      <w:r>
-        <w:t xml:space="preserve"> no painel, e o administrador acompanha pela tela </w:t>
-      </w:r>
+        <w:t xml:space="preserve">Settings</w:t>
+      </w:r>
+      <w:r>
+        <w:t xml:space="preserve">: "Save successful executions = Do not save" e o Error workflow.</w:t>
+      </w:r>
+    </w:p>
+    <w:p>
+      <w:pPr>
+        <w:pStyle w:val="ListParagraph"/>
+        <w:numPr>
+          <w:ilvl w:val="1"/>
+          <w:numId w:val="4"/>
+        </w:numPr>
+        <w:spacing w:after="60"/>
+      </w:pPr>
       <w:r>
         <w:rPr>
           <w:b/>
           <w:bCs/>
         </w:rPr>
+        <w:t xml:space="preserve">Publique</w:t>
+      </w:r>
+      <w:r>
+        <w:t xml:space="preserve"> e copie a Production URL.</w:t>
+      </w:r>
+    </w:p>
+    <w:p>
+      <w:pPr>
+        <w:pStyle w:val="ListParagraph"/>
+        <w:numPr>
+          <w:ilvl w:val="0"/>
+          <w:numId w:val="3"/>
+        </w:numPr>
+        <w:spacing w:after="60"/>
+      </w:pPr>
+      <w:r>
+        <w:rPr>
+          <w:b/>
+          <w:bCs/>
+        </w:rPr>
+        <w:t xml:space="preserve">n8n, workflows que mudaram:</w:t>
+      </w:r>
+      <w:r>
+        <w:t xml:space="preserve"> cole de novo </w:t>
+      </w:r>
+      <w:r>
+        <w:rPr>
+          <w:b/>
+          <w:bCs/>
+        </w:rPr>
+        <w:t xml:space="preserve">Ações</w:t>
+      </w:r>
+      <w:r>
+        <w:t xml:space="preserve">, </w:t>
+      </w:r>
+      <w:r>
+        <w:rPr>
+          <w:b/>
+          <w:bCs/>
+        </w:rPr>
+        <w:t xml:space="preserve">Leitura</w:t>
+      </w:r>
+      <w:r>
+        <w:t xml:space="preserve"> e </w:t>
+      </w:r>
+      <w:r>
+        <w:rPr>
+          <w:b/>
+          <w:bCs/>
+        </w:rPr>
+        <w:t xml:space="preserve">Bloqueio</w:t>
+      </w:r>
+      <w:r>
+        <w:t xml:space="preserve"> (ver "Lógica de um workflow"). Sem isso, liberar antes do prazo continua sem exigir solicitação, e a lista não mostra as solicitações.</w:t>
+      </w:r>
+    </w:p>
+    <w:p>
+      <w:pPr>
+        <w:pStyle w:val="ListParagraph"/>
+        <w:numPr>
+          <w:ilvl w:val="0"/>
+          <w:numId w:val="3"/>
+        </w:numPr>
+        <w:spacing w:after="60"/>
+      </w:pPr>
+      <w:r>
+        <w:rPr>
+          <w:b/>
+          <w:bCs/>
+        </w:rPr>
+        <w:t xml:space="preserve">n8n, liberação automática:</w:t>
+      </w:r>
+      <w:r>
+        <w:t xml:space="preserve"> importe </w:t>
+      </w:r>
+      <w:r>
+        <w:rPr>
+          <w:color w:val="1C1FC8"/>
+        </w:rPr>
+        <w:t xml:space="preserve">workflows/liberacaoPacientesFaltas.json</w:t>
+      </w:r>
+      <w:r>
+        <w:t xml:space="preserve">.</w:t>
+      </w:r>
+    </w:p>
+    <w:p>
+      <w:pPr>
+        <w:pStyle w:val="ListParagraph"/>
+        <w:numPr>
+          <w:ilvl w:val="1"/>
+          <w:numId w:val="4"/>
+        </w:numPr>
+        <w:spacing w:after="60"/>
+      </w:pPr>
+      <w:r>
+        <w:t xml:space="preserve">Credenciais </w:t>
+      </w:r>
+      <w:r>
+        <w:rPr>
+          <w:rFonts w:ascii="Consolas" w:cs="Consolas" w:eastAsia="Consolas" w:hAnsi="Consolas"/>
+          <w:color w:val="6A1BBF"/>
+          <w:sz w:val="18"/>
+          <w:szCs w:val="18"/>
+          <w:shd w:fill="F1ECFB" w:color="auto" w:val="clear"/>
+        </w:rPr>
+        <w:t xml:space="preserve">API CNN AUTH</w:t>
+      </w:r>
+      <w:r>
+        <w:t xml:space="preserve"> (HTTP) e </w:t>
+      </w:r>
+      <w:r>
+        <w:rPr>
+          <w:rFonts w:ascii="Consolas" w:cs="Consolas" w:eastAsia="Consolas" w:hAnsi="Consolas"/>
+          <w:color w:val="6A1BBF"/>
+          <w:sz w:val="18"/>
+          <w:szCs w:val="18"/>
+          <w:shd w:fill="F1ECFB" w:color="auto" w:val="clear"/>
+        </w:rPr>
+        <w:t xml:space="preserve">TST Araguari - Integracao</w:t>
+      </w:r>
+      <w:r>
+        <w:t xml:space="preserve"> (SQL); Error workflow; salvar todas as execuções.</w:t>
+      </w:r>
+    </w:p>
+    <w:p>
+      <w:pPr>
+        <w:pStyle w:val="ListParagraph"/>
+        <w:numPr>
+          <w:ilvl w:val="1"/>
+          <w:numId w:val="4"/>
+        </w:numPr>
+        <w:spacing w:after="60"/>
+      </w:pPr>
+      <w:r>
+        <w:rPr>
+          <w:b/>
+          <w:bCs/>
+        </w:rPr>
+        <w:t xml:space="preserve">Antes de ativar:</w:t>
+      </w:r>
+      <w:r>
+        <w:t xml:space="preserve"> veja no painel quem está </w:t>
+      </w:r>
+      <w:r>
+        <w:rPr>
+          <w:b/>
+          <w:bCs/>
+        </w:rPr>
+        <w:t xml:space="preserve">Apto a liberar</w:t>
+      </w:r>
+      <w:r>
+        <w:t xml:space="preserve">. Esses pacientes serão liberados na primeira execução (02:00). Se quiser, rode uma vez pelo editor, de dia, para acompanhar.</w:t>
+      </w:r>
+    </w:p>
+    <w:p>
+      <w:pPr>
+        <w:pStyle w:val="ListParagraph"/>
+        <w:numPr>
+          <w:ilvl w:val="1"/>
+          <w:numId w:val="4"/>
+        </w:numPr>
+        <w:spacing w:after="60"/>
+      </w:pPr>
+      <w:r>
+        <w:t xml:space="preserve">Ative.</w:t>
+      </w:r>
+    </w:p>
+    <w:p>
+      <w:pPr>
+        <w:pStyle w:val="ListParagraph"/>
+        <w:numPr>
+          <w:ilvl w:val="1"/>
+          <w:numId w:val="4"/>
+        </w:numPr>
+        <w:spacing w:after="60"/>
+      </w:pPr>
+      <w:r>
+        <w:t xml:space="preserve">Se o workflow antigo de liberação ainda existir no n8n, apague-o.</w:t>
+      </w:r>
+    </w:p>
+    <w:p>
+      <w:pPr>
+        <w:pStyle w:val="ListParagraph"/>
+        <w:numPr>
+          <w:ilvl w:val="0"/>
+          <w:numId w:val="3"/>
+        </w:numPr>
+        <w:spacing w:after="60"/>
+      </w:pPr>
+      <w:r>
+        <w:rPr>
+          <w:b/>
+          <w:bCs/>
+        </w:rPr>
+        <w:t xml:space="preserve">Vercel:</w:t>
+      </w:r>
+      <w:r>
+        <w:t xml:space="preserve"> crie </w:t>
+      </w:r>
+      <w:r>
+        <w:rPr>
+          <w:rFonts w:ascii="Consolas" w:cs="Consolas" w:eastAsia="Consolas" w:hAnsi="Consolas"/>
+          <w:color w:val="6A1BBF"/>
+          <w:sz w:val="18"/>
+          <w:szCs w:val="18"/>
+          <w:shd w:fill="F1ECFB" w:color="auto" w:val="clear"/>
+        </w:rPr>
+        <w:t xml:space="preserve">N8N_SOLICITACOES_URL</w:t>
+      </w:r>
+      <w:r>
+        <w:t xml:space="preserve"> em Production e Preview e publique (push na </w:t>
+      </w:r>
+      <w:r>
+        <w:rPr>
+          <w:rFonts w:ascii="Consolas" w:cs="Consolas" w:eastAsia="Consolas" w:hAnsi="Consolas"/>
+          <w:color w:val="6A1BBF"/>
+          <w:sz w:val="18"/>
+          <w:szCs w:val="18"/>
+          <w:shd w:fill="F1ECFB" w:color="auto" w:val="clear"/>
+        </w:rPr>
+        <w:t xml:space="preserve">main</w:t>
+      </w:r>
+      <w:r>
+        <w:t xml:space="preserve">, ou </w:t>
+      </w:r>
+      <w:r>
+        <w:rPr>
+          <w:rFonts w:ascii="Consolas" w:cs="Consolas" w:eastAsia="Consolas" w:hAnsi="Consolas"/>
+          <w:color w:val="6A1BBF"/>
+          <w:sz w:val="18"/>
+          <w:szCs w:val="18"/>
+          <w:shd w:fill="F1ECFB" w:color="auto" w:val="clear"/>
+        </w:rPr>
+        <w:t xml:space="preserve">vercel deploy --prod</w:t>
+      </w:r>
+      <w:r>
+        <w:t xml:space="preserve">).</w:t>
+      </w:r>
+    </w:p>
+    <w:p>
+      <w:pPr>
+        <w:pStyle w:val="ListParagraph"/>
+        <w:numPr>
+          <w:ilvl w:val="0"/>
+          <w:numId w:val="3"/>
+        </w:numPr>
+        <w:spacing w:after="60"/>
+      </w:pPr>
+      <w:r>
+        <w:rPr>
+          <w:b/>
+          <w:bCs/>
+        </w:rPr>
+        <w:t xml:space="preserve">Teste:</w:t>
+      </w:r>
+    </w:p>
+    <w:p>
+      <w:pPr>
+        <w:pStyle w:val="ListParagraph"/>
+        <w:numPr>
+          <w:ilvl w:val="1"/>
+          <w:numId w:val="4"/>
+        </w:numPr>
+        <w:spacing w:after="60"/>
+      </w:pPr>
+      <w:r>
+        <w:t xml:space="preserve">Um Leitor abre uma solicitação.</w:t>
+      </w:r>
+    </w:p>
+    <w:p>
+      <w:pPr>
+        <w:pStyle w:val="ListParagraph"/>
+        <w:numPr>
+          <w:ilvl w:val="1"/>
+          <w:numId w:val="4"/>
+        </w:numPr>
+        <w:spacing w:after="60"/>
+      </w:pPr>
+      <w:r>
+        <w:t xml:space="preserve">O contador do menu aparece.</w:t>
+      </w:r>
+    </w:p>
+    <w:p>
+      <w:pPr>
+        <w:pStyle w:val="ListParagraph"/>
+        <w:numPr>
+          <w:ilvl w:val="1"/>
+          <w:numId w:val="4"/>
+        </w:numPr>
+        <w:spacing w:after="60"/>
+      </w:pPr>
+      <w:r>
+        <w:t xml:space="preserve">O Admin aprova.</w:t>
+      </w:r>
+    </w:p>
+    <w:p>
+      <w:pPr>
+        <w:pStyle w:val="ListParagraph"/>
+        <w:numPr>
+          <w:ilvl w:val="1"/>
+          <w:numId w:val="4"/>
+        </w:numPr>
+        <w:spacing w:after="60"/>
+      </w:pPr>
+      <w:r>
+        <w:t xml:space="preserve">Um Editor libera.</w:t>
+      </w:r>
+    </w:p>
+    <w:p>
+      <w:pPr>
+        <w:pStyle w:val="ListParagraph"/>
+        <w:numPr>
+          <w:ilvl w:val="1"/>
+          <w:numId w:val="4"/>
+        </w:numPr>
+        <w:spacing w:after="60"/>
+      </w:pPr>
+      <w:r>
+        <w:t xml:space="preserve">A auditoria mostra a liberação com </w:t>
+      </w:r>
+      <w:r>
+        <w:rPr>
+          <w:rFonts w:ascii="Consolas" w:cs="Consolas" w:eastAsia="Consolas" w:hAnsi="Consolas"/>
+          <w:color w:val="6A1BBF"/>
+          <w:sz w:val="18"/>
+          <w:szCs w:val="18"/>
+          <w:shd w:fill="F1ECFB" w:color="auto" w:val="clear"/>
+        </w:rPr>
+        <w:t xml:space="preserve">IdSolicitacao</w:t>
+      </w:r>
+      <w:r>
+        <w:t xml:space="preserve">.</w:t>
+      </w:r>
+    </w:p>
+    <w:p>
+      <w:pPr>
+        <w:pStyle w:val="ListParagraph"/>
+        <w:numPr>
+          <w:ilvl w:val="0"/>
+          <w:numId w:val="3"/>
+        </w:numPr>
+        <w:spacing w:after="60"/>
+      </w:pPr>
+      <w:r>
+        <w:rPr>
+          <w:b/>
+          <w:bCs/>
+        </w:rPr>
+        <w:t xml:space="preserve">Avise a equipe:</w:t>
+      </w:r>
+      <w:r>
+        <w:t xml:space="preserve"> pedidos de desbloqueio não vão mais por e-mail. A recepção usa </w:t>
+      </w:r>
+      <w:r>
+        <w:rPr>
+          <w:b/>
+          <w:bCs/>
+        </w:rPr>
+        <w:t xml:space="preserve">Solicitar desbloqueio</w:t>
+      </w:r>
+      <w:r>
+        <w:t xml:space="preserve"> no painel, e o administrador acompanha pela tela </w:t>
+      </w:r>
+      <w:r>
+        <w:rPr>
+          <w:b/>
+          <w:bCs/>
+        </w:rPr>
         <w:t xml:space="preserve">Solicitações</w:t>
       </w:r>
       <w:r>
@@ -1980,11 +2315,11 @@
       <w:pPr>
         <w:pStyle w:val="Heading2"/>
       </w:pPr>
-      <w:bookmarkStart w:name="_Toc138" w:id="138"/>
+      <w:bookmarkStart w:name="_Toc149" w:id="149"/>
       <w:r>
         <w:t xml:space="preserve">Implantação do painel (a partir do sistema antigo)</w:t>
       </w:r>
-      <w:bookmarkEnd w:id="138"/>
+      <w:bookmarkEnd w:id="149"/>
     </w:p>
     <w:p>
       <w:pPr>
@@ -2004,7 +2339,7 @@
           <wp:inline distT="0" distB="0" distL="0" distR="0">
             <wp:extent cx="2524125" cy="8572500"/>
             <wp:effectExtent t="0" r="0" b="0" l="0"/>
-            <wp:docPr id="44" name="" descr="" title=""/>
+            <wp:docPr id="45" name="" descr="" title=""/>
             <wp:cNvGraphicFramePr>
               <a:graphicFrameLocks xmlns:a="http://schemas.openxmlformats.org/drawingml/2006/main" noChangeAspect="1"/>
             </wp:cNvGraphicFramePr>
@@ -2045,7 +2380,7 @@
         <w:pStyle w:val="ListParagraph"/>
         <w:numPr>
           <w:ilvl w:val="0"/>
-          <w:numId w:val="4"/>
+          <w:numId w:val="5"/>
         </w:numPr>
         <w:spacing w:after="60"/>
       </w:pPr>
@@ -2115,7 +2450,7 @@
           <w:szCs w:val="18"/>
           <w:shd w:fill="F1ECFB" w:color="auto" w:val="clear"/>
         </w:rPr>
-        <w:t xml:space="preserve">TST Araguari</w:t>
+        <w:t xml:space="preserve">TST Araguari - Integracao</w:t>
       </w:r>
       <w:r>
         <w:t xml:space="preserve"> as permissões do comentário no fim do script. </w:t>
@@ -2136,7 +2471,7 @@
         <w:pStyle w:val="ListParagraph"/>
         <w:numPr>
           <w:ilvl w:val="0"/>
-          <w:numId w:val="4"/>
+          <w:numId w:val="5"/>
         </w:numPr>
         <w:spacing w:after="60"/>
       </w:pPr>
@@ -2153,7 +2488,7 @@
         <w:pStyle w:val="ListParagraph"/>
         <w:numPr>
           <w:ilvl w:val="1"/>
-          <w:numId w:val="3"/>
+          <w:numId w:val="4"/>
         </w:numPr>
         <w:spacing w:after="60"/>
       </w:pPr>
@@ -2189,7 +2524,7 @@
         <w:pStyle w:val="ListParagraph"/>
         <w:numPr>
           <w:ilvl w:val="1"/>
-          <w:numId w:val="3"/>
+          <w:numId w:val="4"/>
         </w:numPr>
         <w:spacing w:after="60"/>
       </w:pPr>
@@ -2220,7 +2555,7 @@
         <w:pStyle w:val="ListParagraph"/>
         <w:numPr>
           <w:ilvl w:val="1"/>
-          <w:numId w:val="3"/>
+          <w:numId w:val="4"/>
         </w:numPr>
         <w:spacing w:after="60"/>
       </w:pPr>
@@ -2261,7 +2596,7 @@
           <w:szCs w:val="18"/>
           <w:shd w:fill="F1ECFB" w:color="auto" w:val="clear"/>
         </w:rPr>
-        <w:t xml:space="preserve">TST Araguari</w:t>
+        <w:t xml:space="preserve">TST Araguari - Integracao</w:t>
       </w:r>
       <w:r>
         <w:t xml:space="preserve"> nos nós SQL; em </w:t>
@@ -2292,7 +2627,7 @@
         <w:pStyle w:val="ListParagraph"/>
         <w:numPr>
           <w:ilvl w:val="1"/>
-          <w:numId w:val="3"/>
+          <w:numId w:val="4"/>
         </w:numPr>
         <w:spacing w:after="60"/>
       </w:pPr>
@@ -2315,7 +2650,7 @@
         <w:pStyle w:val="ListParagraph"/>
         <w:numPr>
           <w:ilvl w:val="0"/>
-          <w:numId w:val="4"/>
+          <w:numId w:val="5"/>
         </w:numPr>
         <w:spacing w:after="60"/>
       </w:pPr>
@@ -2335,7 +2670,7 @@
         <w:pStyle w:val="ListParagraph"/>
         <w:numPr>
           <w:ilvl w:val="0"/>
-          <w:numId w:val="4"/>
+          <w:numId w:val="5"/>
         </w:numPr>
         <w:spacing w:after="60"/>
       </w:pPr>
@@ -2352,7 +2687,7 @@
         <w:pStyle w:val="ListParagraph"/>
         <w:numPr>
           <w:ilvl w:val="1"/>
-          <w:numId w:val="3"/>
+          <w:numId w:val="4"/>
         </w:numPr>
         <w:spacing w:after="60"/>
       </w:pPr>
@@ -2378,7 +2713,7 @@
         <w:pStyle w:val="ListParagraph"/>
         <w:numPr>
           <w:ilvl w:val="1"/>
-          <w:numId w:val="3"/>
+          <w:numId w:val="4"/>
         </w:numPr>
         <w:spacing w:after="60"/>
       </w:pPr>
@@ -2498,7 +2833,7 @@
         <w:pStyle w:val="ListParagraph"/>
         <w:numPr>
           <w:ilvl w:val="1"/>
-          <w:numId w:val="3"/>
+          <w:numId w:val="4"/>
         </w:numPr>
         <w:spacing w:after="60"/>
       </w:pPr>
@@ -2521,7 +2856,7 @@
         <w:pStyle w:val="ListParagraph"/>
         <w:numPr>
           <w:ilvl w:val="0"/>
-          <w:numId w:val="4"/>
+          <w:numId w:val="5"/>
         </w:numPr>
         <w:spacing w:after="60"/>
       </w:pPr>
@@ -2593,7 +2928,7 @@
         <w:pStyle w:val="ListParagraph"/>
         <w:numPr>
           <w:ilvl w:val="0"/>
-          <w:numId w:val="4"/>
+          <w:numId w:val="5"/>
         </w:numPr>
         <w:spacing w:after="60"/>
       </w:pPr>
@@ -2658,7 +2993,7 @@
         <w:pStyle w:val="ListParagraph"/>
         <w:numPr>
           <w:ilvl w:val="0"/>
-          <w:numId w:val="4"/>
+          <w:numId w:val="5"/>
         </w:numPr>
         <w:spacing w:after="60"/>
       </w:pPr>
@@ -2726,7 +3061,7 @@
         <w:pStyle w:val="ListParagraph"/>
         <w:numPr>
           <w:ilvl w:val="0"/>
-          <w:numId w:val="4"/>
+          <w:numId w:val="5"/>
         </w:numPr>
         <w:spacing w:after="60"/>
       </w:pPr>
@@ -2821,7 +3156,7 @@
         <w:pStyle w:val="ListParagraph"/>
         <w:numPr>
           <w:ilvl w:val="0"/>
-          <w:numId w:val="5"/>
+          <w:numId w:val="6"/>
         </w:numPr>
         <w:spacing w:after="60"/>
       </w:pPr>
@@ -2837,326 +3172,6 @@
       </w:r>
       <w:r>
         <w:t xml:space="preserve"> (gatilho manual). Assim ninguém com prazo vencido fica bloqueado.</w:t>
-      </w:r>
-    </w:p>
-    <w:p>
-      <w:pPr>
-        <w:pStyle w:val="ListParagraph"/>
-        <w:numPr>
-          <w:ilvl w:val="0"/>
-          <w:numId w:val="5"/>
-        </w:numPr>
-        <w:spacing w:after="60"/>
-      </w:pPr>
-      <w:r>
-        <w:rPr>
-          <w:b/>
-          <w:bCs/>
-        </w:rPr>
-        <w:t xml:space="preserve">Desative</w:t>
-      </w:r>
-      <w:r>
-        <w:t xml:space="preserve"> o workflow (Active/Publish desligado).</w:t>
-      </w:r>
-    </w:p>
-    <w:p>
-      <w:pPr>
-        <w:pStyle w:val="ListParagraph"/>
-        <w:numPr>
-          <w:ilvl w:val="0"/>
-          <w:numId w:val="5"/>
-        </w:numPr>
-        <w:spacing w:after="60"/>
-      </w:pPr>
-      <w:r>
-        <w:rPr>
-          <w:b/>
-          <w:bCs/>
-        </w:rPr>
-        <w:t xml:space="preserve">Só se a automação antiga bloqueou de verdade:</w:t>
-      </w:r>
-      <w:r>
-        <w:t xml:space="preserve"> rode </w:t>
-      </w:r>
-      <w:r>
-        <w:rPr>
-          <w:color w:val="1C1FC8"/>
-        </w:rPr>
-        <w:t xml:space="preserve">sql/carga_inicial_controle.sql</w:t>
-      </w:r>
-      <w:r>
-        <w:t xml:space="preserve"> em </w:t>
-      </w:r>
-      <w:r>
-        <w:rPr>
-          <w:rFonts w:ascii="Consolas" w:cs="Consolas" w:eastAsia="Consolas" w:hAnsi="Consolas"/>
-          <w:color w:val="6A1BBF"/>
-          <w:sz w:val="18"/>
-          <w:szCs w:val="18"/>
-          <w:shd w:fill="F1ECFB" w:color="auto" w:val="clear"/>
-        </w:rPr>
-        <w:t xml:space="preserve">INTEGRACAO</w:t>
-      </w:r>
-      <w:r>
-        <w:t xml:space="preserve">. Se as faltas foram carregadas sem PATCH, pule este passo; a execução das 01:00 bloqueia ou registra cada um. Ele grava a situação que a automação deixou (prazo correndo = </w:t>
-      </w:r>
-      <w:r>
-        <w:rPr>
-          <w:rFonts w:ascii="Consolas" w:cs="Consolas" w:eastAsia="Consolas" w:hAnsi="Consolas"/>
-          <w:color w:val="6A1BBF"/>
-          <w:sz w:val="18"/>
-          <w:szCs w:val="18"/>
-          <w:shd w:fill="F1ECFB" w:color="auto" w:val="clear"/>
-        </w:rPr>
-        <w:t xml:space="preserve">BLOQUEADO</w:t>
-      </w:r>
-      <w:r>
-        <w:t xml:space="preserve">, vencido = </w:t>
-      </w:r>
-      <w:r>
-        <w:rPr>
-          <w:rFonts w:ascii="Consolas" w:cs="Consolas" w:eastAsia="Consolas" w:hAnsi="Consolas"/>
-          <w:color w:val="6A1BBF"/>
-          <w:sz w:val="18"/>
-          <w:szCs w:val="18"/>
-          <w:shd w:fill="F1ECFB" w:color="auto" w:val="clear"/>
-        </w:rPr>
-        <w:t xml:space="preserve">LIBERADO</w:t>
-      </w:r>
-      <w:r>
-        <w:t xml:space="preserve">). Rodar de novo não muda nada.</w:t>
-      </w:r>
-    </w:p>
-    <w:p>
-      <w:pPr>
-        <w:pStyle w:val="ListParagraph"/>
-        <w:numPr>
-          <w:ilvl w:val="0"/>
-          <w:numId w:val="5"/>
-        </w:numPr>
-        <w:spacing w:after="60"/>
-      </w:pPr>
-      <w:r>
-        <w:t xml:space="preserve">Avise a equipe: a partir daqui, quem vence o prazo aparece em </w:t>
-      </w:r>
-      <w:r>
-        <w:rPr>
-          <w:b/>
-          <w:bCs/>
-        </w:rPr>
-        <w:t xml:space="preserve">Aptos a liberar</w:t>
-      </w:r>
-      <w:r>
-        <w:t xml:space="preserve"> e só sai com a liberação no painel.</w:t>
-      </w:r>
-    </w:p>
-    <w:p>
-      <w:pPr>
-        <w:spacing w:after="60"/>
-      </w:pPr>
-    </w:p>
-    <w:p>
-      <w:pPr>
-        <w:spacing w:after="120"/>
-      </w:pPr>
-      <w:r>
-        <w:t xml:space="preserve">Enquanto a carga inicial não roda, o painel mostra um aviso: quem tem prazo vencido aparece como "Apto a liberar" mesmo que a automação antiga já o tenha liberado.</w:t>
-      </w:r>
-    </w:p>
-    <w:p>
-      <w:pPr>
-        <w:pStyle w:val="Heading2"/>
-      </w:pPr>
-      <w:bookmarkStart w:name="_Toc139" w:id="139"/>
-      <w:r>
-        <w:t xml:space="preserve">Instalação do zero (banco vazio)</w:t>
-      </w:r>
-      <w:bookmarkEnd w:id="139"/>
-    </w:p>
-    <w:p>
-      <w:pPr>
-        <w:spacing w:after="120"/>
-      </w:pPr>
-      <w:r>
-        <w:t xml:space="preserve">Siga o </w:t>
-      </w:r>
-      <w:r>
-        <w:rPr>
-          <w:color w:val="1C1FC8"/>
-        </w:rPr>
-        <w:t xml:space="preserve">checklist</w:t>
-      </w:r>
-      <w:r>
-        <w:t xml:space="preserve">. Credenciais: </w:t>
-      </w:r>
-      <w:r>
-        <w:rPr>
-          <w:rFonts w:ascii="Consolas" w:cs="Consolas" w:eastAsia="Consolas" w:hAnsi="Consolas"/>
-          <w:color w:val="6A1BBF"/>
-          <w:sz w:val="18"/>
-          <w:szCs w:val="18"/>
-          <w:shd w:fill="F1ECFB" w:color="auto" w:val="clear"/>
-        </w:rPr>
-        <w:t xml:space="preserve">API CNN AUTH</w:t>
-      </w:r>
-      <w:r>
-        <w:t xml:space="preserve"> (HTTP Basic Auth) e </w:t>
-      </w:r>
-      <w:r>
-        <w:rPr>
-          <w:rFonts w:ascii="Consolas" w:cs="Consolas" w:eastAsia="Consolas" w:hAnsi="Consolas"/>
-          <w:color w:val="6A1BBF"/>
-          <w:sz w:val="18"/>
-          <w:szCs w:val="18"/>
-          <w:shd w:fill="F1ECFB" w:color="auto" w:val="clear"/>
-        </w:rPr>
-        <w:t xml:space="preserve">TST Araguari</w:t>
-      </w:r>
-      <w:r>
-        <w:t xml:space="preserve"> (Microsoft SQL, com </w:t>
-      </w:r>
-      <w:r>
-        <w:rPr>
-          <w:rFonts w:ascii="Consolas" w:cs="Consolas" w:eastAsia="Consolas" w:hAnsi="Consolas"/>
-          <w:color w:val="6A1BBF"/>
-          <w:sz w:val="18"/>
-          <w:szCs w:val="18"/>
-          <w:shd w:fill="F1ECFB" w:color="auto" w:val="clear"/>
-        </w:rPr>
-        <w:t xml:space="preserve">SELECT</w:t>
-      </w:r>
-      <w:r>
-        <w:t xml:space="preserve">, </w:t>
-      </w:r>
-      <w:r>
-        <w:rPr>
-          <w:rFonts w:ascii="Consolas" w:cs="Consolas" w:eastAsia="Consolas" w:hAnsi="Consolas"/>
-          <w:color w:val="6A1BBF"/>
-          <w:sz w:val="18"/>
-          <w:szCs w:val="18"/>
-          <w:shd w:fill="F1ECFB" w:color="auto" w:val="clear"/>
-        </w:rPr>
-        <w:t xml:space="preserve">INSERT</w:t>
-      </w:r>
-      <w:r>
-        <w:t xml:space="preserve"> e </w:t>
-      </w:r>
-      <w:r>
-        <w:rPr>
-          <w:rFonts w:ascii="Consolas" w:cs="Consolas" w:eastAsia="Consolas" w:hAnsi="Consolas"/>
-          <w:color w:val="6A1BBF"/>
-          <w:sz w:val="18"/>
-          <w:szCs w:val="18"/>
-          <w:shd w:fill="F1ECFB" w:color="auto" w:val="clear"/>
-        </w:rPr>
-        <w:t xml:space="preserve">UPDATE</w:t>
-      </w:r>
-      <w:r>
-        <w:t xml:space="preserve"> nas tabelas do sistema e </w:t>
-      </w:r>
-      <w:r>
-        <w:rPr>
-          <w:rFonts w:ascii="Consolas" w:cs="Consolas" w:eastAsia="Consolas" w:hAnsi="Consolas"/>
-          <w:color w:val="6A1BBF"/>
-          <w:sz w:val="18"/>
-          <w:szCs w:val="18"/>
-          <w:shd w:fill="F1ECFB" w:color="auto" w:val="clear"/>
-        </w:rPr>
-        <w:t xml:space="preserve">DELETE</w:t>
-      </w:r>
-      <w:r>
-        <w:t xml:space="preserve"> em </w:t>
-      </w:r>
-      <w:r>
-        <w:rPr>
-          <w:rFonts w:ascii="Consolas" w:cs="Consolas" w:eastAsia="Consolas" w:hAnsi="Consolas"/>
-          <w:color w:val="6A1BBF"/>
-          <w:sz w:val="18"/>
-          <w:szCs w:val="18"/>
-          <w:shd w:fill="F1ECFB" w:color="auto" w:val="clear"/>
-        </w:rPr>
-        <w:t xml:space="preserve">CtlCnnFaltaProcedimento</w:t>
-      </w:r>
-      <w:r>
-        <w:t xml:space="preserve">). O fuso da instância n8n precisa ser </w:t>
-      </w:r>
-      <w:r>
-        <w:rPr>
-          <w:rFonts w:ascii="Consolas" w:cs="Consolas" w:eastAsia="Consolas" w:hAnsi="Consolas"/>
-          <w:color w:val="6A1BBF"/>
-          <w:sz w:val="18"/>
-          <w:szCs w:val="18"/>
-          <w:shd w:fill="F1ECFB" w:color="auto" w:val="clear"/>
-        </w:rPr>
-        <w:t xml:space="preserve">America/Sao_Paulo</w:t>
-      </w:r>
-      <w:r>
-        <w:t xml:space="preserve">. A carga inicial é opcional.</w:t>
-      </w:r>
-    </w:p>
-    <w:p>
-      <w:pPr>
-        <w:pStyle w:val="Heading2"/>
-      </w:pPr>
-      <w:bookmarkStart w:name="_Toc140" w:id="140"/>
-      <w:r>
-        <w:t xml:space="preserve">Usuários do painel</w:t>
-      </w:r>
-      <w:bookmarkEnd w:id="140"/>
-    </w:p>
-    <w:p>
-      <w:pPr>
-        <w:spacing w:after="120"/>
-      </w:pPr>
-      <w:r>
-        <w:t xml:space="preserve">Cada pessoa tem o próprio usuário, com um perfil: </w:t>
-      </w:r>
-      <w:r>
-        <w:rPr>
-          <w:b/>
-          <w:bCs/>
-        </w:rPr>
-        <w:t xml:space="preserve">Leitor</w:t>
-      </w:r>
-      <w:r>
-        <w:t xml:space="preserve"> (vê e abre solicitações de desbloqueio), </w:t>
-      </w:r>
-      <w:r>
-        <w:rPr>
-          <w:b/>
-          <w:bCs/>
-        </w:rPr>
-        <w:t xml:space="preserve">Editor</w:t>
-      </w:r>
-      <w:r>
-        <w:t xml:space="preserve"> (também bloqueia e libera o que foi aprovado ou cumpriu o prazo) ou </w:t>
-      </w:r>
-      <w:r>
-        <w:rPr>
-          <w:b/>
-          <w:bCs/>
-        </w:rPr>
-        <w:t xml:space="preserve">Admin</w:t>
-      </w:r>
-      <w:r>
-        <w:t xml:space="preserve"> (também aprova e recusa solicitações e gerencia usuários). A auditoria grava quem liberou e quem bloqueou. Detalhes do fluxo em </w:t>
-      </w:r>
-      <w:r>
-        <w:rPr>
-          <w:color w:val="1C1FC8"/>
-        </w:rPr>
-        <w:t xml:space="preserve">fluxos/usuarios.md</w:t>
-      </w:r>
-      <w:r>
-        <w:t xml:space="preserve">.</w:t>
-      </w:r>
-    </w:p>
-    <w:p>
-      <w:pPr>
-        <w:pStyle w:val="Heading3"/>
-      </w:pPr>
-      <w:r>
-        <w:t xml:space="preserve">Implantação (uma vez)</w:t>
       </w:r>
     </w:p>
     <w:p>
@@ -3173,45 +3188,10 @@
           <w:b/>
           <w:bCs/>
         </w:rPr>
-        <w:t xml:space="preserve">Banco.</w:t>
-      </w:r>
-      <w:r>
-        <w:t xml:space="preserve"> No SSMS, banco </w:t>
-      </w:r>
-      <w:r>
-        <w:rPr>
-          <w:rFonts w:ascii="Consolas" w:cs="Consolas" w:eastAsia="Consolas" w:hAnsi="Consolas"/>
-          <w:color w:val="6A1BBF"/>
-          <w:sz w:val="18"/>
-          <w:szCs w:val="18"/>
-          <w:shd w:fill="F1ECFB" w:color="auto" w:val="clear"/>
-        </w:rPr>
-        <w:t xml:space="preserve">INTEGRACAO</w:t>
-      </w:r>
-      <w:r>
-        <w:t xml:space="preserve">, rode </w:t>
-      </w:r>
-      <w:r>
-        <w:rPr>
-          <w:color w:val="1C1FC8"/>
-        </w:rPr>
-        <w:t xml:space="preserve">sql/criar_tabelas_usuarios.sql</w:t>
-      </w:r>
-      <w:r>
-        <w:t xml:space="preserve"> e dê ao usuário da credencial </w:t>
-      </w:r>
-      <w:r>
-        <w:rPr>
-          <w:rFonts w:ascii="Consolas" w:cs="Consolas" w:eastAsia="Consolas" w:hAnsi="Consolas"/>
-          <w:color w:val="6A1BBF"/>
-          <w:sz w:val="18"/>
-          <w:szCs w:val="18"/>
-          <w:shd w:fill="F1ECFB" w:color="auto" w:val="clear"/>
-        </w:rPr>
-        <w:t xml:space="preserve">TST Araguari</w:t>
-      </w:r>
-      <w:r>
-        <w:t xml:space="preserve"> as permissões do comentário no fim do script.</w:t>
+        <w:t xml:space="preserve">Desative</w:t>
+      </w:r>
+      <w:r>
+        <w:t xml:space="preserve"> o workflow (Active/Publish desligado).</w:t>
       </w:r>
     </w:p>
     <w:p>
@@ -3228,10 +3208,19 @@
           <w:b/>
           <w:bCs/>
         </w:rPr>
-        <w:t xml:space="preserve">Primeiro admin.</w:t>
-      </w:r>
-      <w:r>
-        <w:t xml:space="preserve"> Na sua máquina, no repositório: </w:t>
+        <w:t xml:space="preserve">Só se a automação antiga bloqueou de verdade:</w:t>
+      </w:r>
+      <w:r>
+        <w:t xml:space="preserve"> rode </w:t>
+      </w:r>
+      <w:r>
+        <w:rPr>
+          <w:color w:val="1C1FC8"/>
+        </w:rPr>
+        <w:t xml:space="preserve">sql/carga_inicial_controle.sql</w:t>
+      </w:r>
+      <w:r>
+        <w:t xml:space="preserve"> em </w:t>
       </w:r>
       <w:r>
         <w:rPr>
@@ -3241,20 +3230,10 @@
           <w:szCs w:val="18"/>
           <w:shd w:fill="F1ECFB" w:color="auto" w:val="clear"/>
         </w:rPr>
-        <w:t xml:space="preserve">npm run admin</w:t>
-      </w:r>
-      <w:r>
-        <w:t xml:space="preserve">. O comando imprime uma </w:t>
-      </w:r>
-      <w:r>
-        <w:rPr>
-          <w:b/>
-          <w:bCs/>
-        </w:rPr>
-        <w:t xml:space="preserve">senha aleatória</w:t>
-      </w:r>
-      <w:r>
-        <w:t xml:space="preserve"> e um </w:t>
+        <w:t xml:space="preserve">INTEGRACAO</w:t>
+      </w:r>
+      <w:r>
+        <w:t xml:space="preserve">. Se as faltas foram carregadas sem PATCH, pule este passo; a execução das 01:00 bloqueia ou registra cada um. Ele grava a situação que a automação deixou (prazo correndo = </w:t>
       </w:r>
       <w:r>
         <w:rPr>
@@ -3264,10 +3243,10 @@
           <w:szCs w:val="18"/>
           <w:shd w:fill="F1ECFB" w:color="auto" w:val="clear"/>
         </w:rPr>
-        <w:t xml:space="preserve">INSERT</w:t>
-      </w:r>
-      <w:r>
-        <w:t xml:space="preserve"> (login </w:t>
+        <w:t xml:space="preserve">BLOQUEADO</w:t>
+      </w:r>
+      <w:r>
+        <w:t xml:space="preserve">, vencido = </w:t>
       </w:r>
       <w:r>
         <w:rPr>
@@ -3277,36 +3256,10 @@
           <w:szCs w:val="18"/>
           <w:shd w:fill="F1ECFB" w:color="auto" w:val="clear"/>
         </w:rPr>
-        <w:t xml:space="preserve">admin</w:t>
-      </w:r>
-      <w:r>
-        <w:t xml:space="preserve">). Rode o </w:t>
-      </w:r>
-      <w:r>
-        <w:rPr>
-          <w:rFonts w:ascii="Consolas" w:cs="Consolas" w:eastAsia="Consolas" w:hAnsi="Consolas"/>
-          <w:color w:val="6A1BBF"/>
-          <w:sz w:val="18"/>
-          <w:szCs w:val="18"/>
-          <w:shd w:fill="F1ECFB" w:color="auto" w:val="clear"/>
-        </w:rPr>
-        <w:t xml:space="preserve">INSERT</w:t>
-      </w:r>
-      <w:r>
-        <w:t xml:space="preserve"> no SSMS e guarde a senha: ela não fica gravada em lugar nenhum. Para outro login: </w:t>
-      </w:r>
-      <w:r>
-        <w:rPr>
-          <w:rFonts w:ascii="Consolas" w:cs="Consolas" w:eastAsia="Consolas" w:hAnsi="Consolas"/>
-          <w:color w:val="6A1BBF"/>
-          <w:sz w:val="18"/>
-          <w:szCs w:val="18"/>
-          <w:shd w:fill="F1ECFB" w:color="auto" w:val="clear"/>
-        </w:rPr>
-        <w:t xml:space="preserve">npm run admin -- maria.souza "Maria Souza"</w:t>
-      </w:r>
-      <w:r>
-        <w:t xml:space="preserve">.</w:t>
+        <w:t xml:space="preserve">LIBERADO</w:t>
+      </w:r>
+      <w:r>
+        <w:t xml:space="preserve">). Rodar de novo não muda nada.</w:t>
       </w:r>
     </w:p>
     <w:p>
@@ -3319,23 +3272,57 @@
         <w:spacing w:after="60"/>
       </w:pPr>
       <w:r>
+        <w:t xml:space="preserve">Avise a equipe: a partir daqui, quem vence o prazo aparece em </w:t>
+      </w:r>
+      <w:r>
         <w:rPr>
           <w:b/>
           <w:bCs/>
         </w:rPr>
-        <w:t xml:space="preserve">n8n.</w:t>
-      </w:r>
-      <w:r>
-        <w:t xml:space="preserve"> Importe </w:t>
+        <w:t xml:space="preserve">Aptos a liberar</w:t>
+      </w:r>
+      <w:r>
+        <w:t xml:space="preserve"> e só sai com a liberação no painel.</w:t>
+      </w:r>
+    </w:p>
+    <w:p>
+      <w:pPr>
+        <w:spacing w:after="60"/>
+      </w:pPr>
+    </w:p>
+    <w:p>
+      <w:pPr>
+        <w:spacing w:after="120"/>
+      </w:pPr>
+      <w:r>
+        <w:t xml:space="preserve">Enquanto a carga inicial não roda, o painel mostra um aviso: quem tem prazo vencido aparece como "Apto a liberar" mesmo que a automação antiga já o tenha liberado.</w:t>
+      </w:r>
+    </w:p>
+    <w:p>
+      <w:pPr>
+        <w:pStyle w:val="Heading2"/>
+      </w:pPr>
+      <w:bookmarkStart w:name="_Toc150" w:id="150"/>
+      <w:r>
+        <w:t xml:space="preserve">Instalação do zero (banco vazio)</w:t>
+      </w:r>
+      <w:bookmarkEnd w:id="150"/>
+    </w:p>
+    <w:p>
+      <w:pPr>
+        <w:spacing w:after="120"/>
+      </w:pPr>
+      <w:r>
+        <w:t xml:space="preserve">Siga o </w:t>
       </w:r>
       <w:r>
         <w:rPr>
           <w:color w:val="1C1FC8"/>
         </w:rPr>
-        <w:t xml:space="preserve">workflows/cnn-painel-usuarios.json</w:t>
-      </w:r>
-      <w:r>
-        <w:t xml:space="preserve">. No </w:t>
+        <w:t xml:space="preserve">checklist</w:t>
+      </w:r>
+      <w:r>
+        <w:t xml:space="preserve">. Credenciais: </w:t>
       </w:r>
       <w:r>
         <w:rPr>
@@ -3345,10 +3332,10 @@
           <w:szCs w:val="18"/>
           <w:shd w:fill="F1ECFB" w:color="auto" w:val="clear"/>
         </w:rPr>
-        <w:t xml:space="preserve">Webhook</w:t>
-      </w:r>
-      <w:r>
-        <w:t xml:space="preserve">, escolha a credencial Header Auth (a mesma das outras); no </w:t>
+        <w:t xml:space="preserve">API CNN AUTH</w:t>
+      </w:r>
+      <w:r>
+        <w:t xml:space="preserve"> (HTTP Basic Auth) e </w:t>
       </w:r>
       <w:r>
         <w:rPr>
@@ -3358,10 +3345,10 @@
           <w:szCs w:val="18"/>
           <w:shd w:fill="F1ECFB" w:color="auto" w:val="clear"/>
         </w:rPr>
-        <w:t xml:space="preserve">Executar</w:t>
-      </w:r>
-      <w:r>
-        <w:t xml:space="preserve">, </w:t>
+        <w:t xml:space="preserve">TST Araguari - Integracao</w:t>
+      </w:r>
+      <w:r>
+        <w:t xml:space="preserve"> (Microsoft SQL, com </w:t>
       </w:r>
       <w:r>
         <w:rPr>
@@ -3371,50 +3358,10 @@
           <w:szCs w:val="18"/>
           <w:shd w:fill="F1ECFB" w:color="auto" w:val="clear"/>
         </w:rPr>
-        <w:t xml:space="preserve">TST Araguari</w:t>
-      </w:r>
-      <w:r>
-        <w:t xml:space="preserve">; em </w:t>
-      </w:r>
-      <w:r>
-        <w:rPr>
-          <w:b/>
-          <w:bCs/>
-        </w:rPr>
-        <w:t xml:space="preserve">Settings</w:t>
-      </w:r>
-      <w:r>
-        <w:t xml:space="preserve">, confira "Save successful executions = Do not save" e o Error workflow. </w:t>
-      </w:r>
-      <w:r>
-        <w:rPr>
-          <w:b/>
-          <w:bCs/>
-        </w:rPr>
-        <w:t xml:space="preserve">Ative</w:t>
-      </w:r>
-      <w:r>
-        <w:t xml:space="preserve"> e copie a Production URL.</w:t>
-      </w:r>
-    </w:p>
-    <w:p>
-      <w:pPr>
-        <w:pStyle w:val="ListParagraph"/>
-        <w:numPr>
-          <w:ilvl w:val="0"/>
-          <w:numId w:val="6"/>
-        </w:numPr>
-        <w:spacing w:after="60"/>
-      </w:pPr>
-      <w:r>
-        <w:rPr>
-          <w:b/>
-          <w:bCs/>
-        </w:rPr>
-        <w:t xml:space="preserve">Vercel.</w:t>
-      </w:r>
-      <w:r>
-        <w:t xml:space="preserve"> Crie </w:t>
+        <w:t xml:space="preserve">SELECT</w:t>
+      </w:r>
+      <w:r>
+        <w:t xml:space="preserve">, </w:t>
       </w:r>
       <w:r>
         <w:rPr>
@@ -3424,10 +3371,10 @@
           <w:szCs w:val="18"/>
           <w:shd w:fill="F1ECFB" w:color="auto" w:val="clear"/>
         </w:rPr>
-        <w:t xml:space="preserve">SESSION_SECRET</w:t>
-      </w:r>
-      <w:r>
-        <w:t xml:space="preserve"> (gere com </w:t>
+        <w:t xml:space="preserve">INSERT</w:t>
+      </w:r>
+      <w:r>
+        <w:t xml:space="preserve"> e </w:t>
       </w:r>
       <w:r>
         <w:rPr>
@@ -3437,10 +3384,10 @@
           <w:szCs w:val="18"/>
           <w:shd w:fill="F1ECFB" w:color="auto" w:val="clear"/>
         </w:rPr>
-        <w:t xml:space="preserve">node -e "console.log(require('crypto').randomBytes(32).toString('hex'))"</w:t>
-      </w:r>
-      <w:r>
-        <w:t xml:space="preserve">) e </w:t>
+        <w:t xml:space="preserve">UPDATE</w:t>
+      </w:r>
+      <w:r>
+        <w:t xml:space="preserve"> nas tabelas do sistema e </w:t>
       </w:r>
       <w:r>
         <w:rPr>
@@ -3450,10 +3397,10 @@
           <w:szCs w:val="18"/>
           <w:shd w:fill="F1ECFB" w:color="auto" w:val="clear"/>
         </w:rPr>
-        <w:t xml:space="preserve">N8N_USUARIOS_URL</w:t>
-      </w:r>
-      <w:r>
-        <w:t xml:space="preserve"> em Production (e em Preview, se quiser testar lá). Apague </w:t>
+        <w:t xml:space="preserve">DELETE</w:t>
+      </w:r>
+      <w:r>
+        <w:t xml:space="preserve"> em </w:t>
       </w:r>
       <w:r>
         <w:rPr>
@@ -3463,17 +3410,88 @@
           <w:szCs w:val="18"/>
           <w:shd w:fill="F1ECFB" w:color="auto" w:val="clear"/>
         </w:rPr>
-        <w:t xml:space="preserve">DASHBOARD_USERS</w:t>
-      </w:r>
-      <w:r>
-        <w:t xml:space="preserve">. </w:t>
+        <w:t xml:space="preserve">CtlCnnFaltaProcedimento</w:t>
+      </w:r>
+      <w:r>
+        <w:t xml:space="preserve">). O fuso da instância n8n precisa ser </w:t>
+      </w:r>
+      <w:r>
+        <w:rPr>
+          <w:rFonts w:ascii="Consolas" w:cs="Consolas" w:eastAsia="Consolas" w:hAnsi="Consolas"/>
+          <w:color w:val="6A1BBF"/>
+          <w:sz w:val="18"/>
+          <w:szCs w:val="18"/>
+          <w:shd w:fill="F1ECFB" w:color="auto" w:val="clear"/>
+        </w:rPr>
+        <w:t xml:space="preserve">America/Sao_Paulo</w:t>
+      </w:r>
+      <w:r>
+        <w:t xml:space="preserve">. A carga inicial é opcional.</w:t>
+      </w:r>
+    </w:p>
+    <w:p>
+      <w:pPr>
+        <w:pStyle w:val="Heading2"/>
+      </w:pPr>
+      <w:bookmarkStart w:name="_Toc151" w:id="151"/>
+      <w:r>
+        <w:t xml:space="preserve">Usuários do painel</w:t>
+      </w:r>
+      <w:bookmarkEnd w:id="151"/>
+    </w:p>
+    <w:p>
+      <w:pPr>
+        <w:spacing w:after="120"/>
+      </w:pPr>
+      <w:r>
+        <w:t xml:space="preserve">Cada pessoa tem o próprio usuário, com um perfil: </w:t>
       </w:r>
       <w:r>
         <w:rPr>
           <w:b/>
           <w:bCs/>
         </w:rPr>
-        <w:t xml:space="preserve">Redeploy.</w:t>
+        <w:t xml:space="preserve">Leitor</w:t>
+      </w:r>
+      <w:r>
+        <w:t xml:space="preserve"> (vê e abre solicitações de desbloqueio), </w:t>
+      </w:r>
+      <w:r>
+        <w:rPr>
+          <w:b/>
+          <w:bCs/>
+        </w:rPr>
+        <w:t xml:space="preserve">Editor</w:t>
+      </w:r>
+      <w:r>
+        <w:t xml:space="preserve"> (também bloqueia e libera o que foi aprovado ou cumpriu o prazo) ou </w:t>
+      </w:r>
+      <w:r>
+        <w:rPr>
+          <w:b/>
+          <w:bCs/>
+        </w:rPr>
+        <w:t xml:space="preserve">Admin</w:t>
+      </w:r>
+      <w:r>
+        <w:t xml:space="preserve"> (também aprova e recusa solicitações e gerencia usuários). A auditoria grava quem liberou e quem bloqueou. Detalhes do fluxo em </w:t>
+      </w:r>
+      <w:r>
+        <w:rPr>
+          <w:color w:val="1C1FC8"/>
+        </w:rPr>
+        <w:t xml:space="preserve">fluxos/usuarios.md</w:t>
+      </w:r>
+      <w:r>
+        <w:t xml:space="preserve">.</w:t>
+      </w:r>
+    </w:p>
+    <w:p>
+      <w:pPr>
+        <w:pStyle w:val="Heading3"/>
+      </w:pPr>
+      <w:r>
+        <w:t xml:space="preserve">Implantação (uma vez)</w:t>
       </w:r>
     </w:p>
     <w:p>
@@ -3481,7 +3499,324 @@
         <w:pStyle w:val="ListParagraph"/>
         <w:numPr>
           <w:ilvl w:val="0"/>
-          <w:numId w:val="6"/>
+          <w:numId w:val="7"/>
+        </w:numPr>
+        <w:spacing w:after="60"/>
+      </w:pPr>
+      <w:r>
+        <w:rPr>
+          <w:b/>
+          <w:bCs/>
+        </w:rPr>
+        <w:t xml:space="preserve">Banco.</w:t>
+      </w:r>
+      <w:r>
+        <w:t xml:space="preserve"> No SSMS, banco </w:t>
+      </w:r>
+      <w:r>
+        <w:rPr>
+          <w:rFonts w:ascii="Consolas" w:cs="Consolas" w:eastAsia="Consolas" w:hAnsi="Consolas"/>
+          <w:color w:val="6A1BBF"/>
+          <w:sz w:val="18"/>
+          <w:szCs w:val="18"/>
+          <w:shd w:fill="F1ECFB" w:color="auto" w:val="clear"/>
+        </w:rPr>
+        <w:t xml:space="preserve">INTEGRACAO</w:t>
+      </w:r>
+      <w:r>
+        <w:t xml:space="preserve">, rode </w:t>
+      </w:r>
+      <w:r>
+        <w:rPr>
+          <w:color w:val="1C1FC8"/>
+        </w:rPr>
+        <w:t xml:space="preserve">sql/criar_tabelas_usuarios.sql</w:t>
+      </w:r>
+      <w:r>
+        <w:t xml:space="preserve"> e dê ao usuário da credencial </w:t>
+      </w:r>
+      <w:r>
+        <w:rPr>
+          <w:rFonts w:ascii="Consolas" w:cs="Consolas" w:eastAsia="Consolas" w:hAnsi="Consolas"/>
+          <w:color w:val="6A1BBF"/>
+          <w:sz w:val="18"/>
+          <w:szCs w:val="18"/>
+          <w:shd w:fill="F1ECFB" w:color="auto" w:val="clear"/>
+        </w:rPr>
+        <w:t xml:space="preserve">TST Araguari - Integracao</w:t>
+      </w:r>
+      <w:r>
+        <w:t xml:space="preserve"> as permissões do comentário no fim do script.</w:t>
+      </w:r>
+    </w:p>
+    <w:p>
+      <w:pPr>
+        <w:pStyle w:val="ListParagraph"/>
+        <w:numPr>
+          <w:ilvl w:val="0"/>
+          <w:numId w:val="7"/>
+        </w:numPr>
+        <w:spacing w:after="60"/>
+      </w:pPr>
+      <w:r>
+        <w:rPr>
+          <w:b/>
+          <w:bCs/>
+        </w:rPr>
+        <w:t xml:space="preserve">Primeiro admin.</w:t>
+      </w:r>
+      <w:r>
+        <w:t xml:space="preserve"> Na sua máquina, no repositório: </w:t>
+      </w:r>
+      <w:r>
+        <w:rPr>
+          <w:rFonts w:ascii="Consolas" w:cs="Consolas" w:eastAsia="Consolas" w:hAnsi="Consolas"/>
+          <w:color w:val="6A1BBF"/>
+          <w:sz w:val="18"/>
+          <w:szCs w:val="18"/>
+          <w:shd w:fill="F1ECFB" w:color="auto" w:val="clear"/>
+        </w:rPr>
+        <w:t xml:space="preserve">npm run admin</w:t>
+      </w:r>
+      <w:r>
+        <w:t xml:space="preserve">. O comando imprime uma </w:t>
+      </w:r>
+      <w:r>
+        <w:rPr>
+          <w:b/>
+          <w:bCs/>
+        </w:rPr>
+        <w:t xml:space="preserve">senha aleatória</w:t>
+      </w:r>
+      <w:r>
+        <w:t xml:space="preserve"> e um </w:t>
+      </w:r>
+      <w:r>
+        <w:rPr>
+          <w:rFonts w:ascii="Consolas" w:cs="Consolas" w:eastAsia="Consolas" w:hAnsi="Consolas"/>
+          <w:color w:val="6A1BBF"/>
+          <w:sz w:val="18"/>
+          <w:szCs w:val="18"/>
+          <w:shd w:fill="F1ECFB" w:color="auto" w:val="clear"/>
+        </w:rPr>
+        <w:t xml:space="preserve">INSERT</w:t>
+      </w:r>
+      <w:r>
+        <w:t xml:space="preserve"> (login </w:t>
+      </w:r>
+      <w:r>
+        <w:rPr>
+          <w:rFonts w:ascii="Consolas" w:cs="Consolas" w:eastAsia="Consolas" w:hAnsi="Consolas"/>
+          <w:color w:val="6A1BBF"/>
+          <w:sz w:val="18"/>
+          <w:szCs w:val="18"/>
+          <w:shd w:fill="F1ECFB" w:color="auto" w:val="clear"/>
+        </w:rPr>
+        <w:t xml:space="preserve">admin</w:t>
+      </w:r>
+      <w:r>
+        <w:t xml:space="preserve">). Rode o </w:t>
+      </w:r>
+      <w:r>
+        <w:rPr>
+          <w:rFonts w:ascii="Consolas" w:cs="Consolas" w:eastAsia="Consolas" w:hAnsi="Consolas"/>
+          <w:color w:val="6A1BBF"/>
+          <w:sz w:val="18"/>
+          <w:szCs w:val="18"/>
+          <w:shd w:fill="F1ECFB" w:color="auto" w:val="clear"/>
+        </w:rPr>
+        <w:t xml:space="preserve">INSERT</w:t>
+      </w:r>
+      <w:r>
+        <w:t xml:space="preserve"> no SSMS e guarde a senha: ela não fica gravada em lugar nenhum. Para outro login: </w:t>
+      </w:r>
+      <w:r>
+        <w:rPr>
+          <w:rFonts w:ascii="Consolas" w:cs="Consolas" w:eastAsia="Consolas" w:hAnsi="Consolas"/>
+          <w:color w:val="6A1BBF"/>
+          <w:sz w:val="18"/>
+          <w:szCs w:val="18"/>
+          <w:shd w:fill="F1ECFB" w:color="auto" w:val="clear"/>
+        </w:rPr>
+        <w:t xml:space="preserve">npm run admin -- maria.souza "Maria Souza"</w:t>
+      </w:r>
+      <w:r>
+        <w:t xml:space="preserve">.</w:t>
+      </w:r>
+    </w:p>
+    <w:p>
+      <w:pPr>
+        <w:pStyle w:val="ListParagraph"/>
+        <w:numPr>
+          <w:ilvl w:val="0"/>
+          <w:numId w:val="7"/>
+        </w:numPr>
+        <w:spacing w:after="60"/>
+      </w:pPr>
+      <w:r>
+        <w:rPr>
+          <w:b/>
+          <w:bCs/>
+        </w:rPr>
+        <w:t xml:space="preserve">n8n.</w:t>
+      </w:r>
+      <w:r>
+        <w:t xml:space="preserve"> Importe </w:t>
+      </w:r>
+      <w:r>
+        <w:rPr>
+          <w:color w:val="1C1FC8"/>
+        </w:rPr>
+        <w:t xml:space="preserve">workflows/cnn-painel-usuarios.json</w:t>
+      </w:r>
+      <w:r>
+        <w:t xml:space="preserve">. No </w:t>
+      </w:r>
+      <w:r>
+        <w:rPr>
+          <w:rFonts w:ascii="Consolas" w:cs="Consolas" w:eastAsia="Consolas" w:hAnsi="Consolas"/>
+          <w:color w:val="6A1BBF"/>
+          <w:sz w:val="18"/>
+          <w:szCs w:val="18"/>
+          <w:shd w:fill="F1ECFB" w:color="auto" w:val="clear"/>
+        </w:rPr>
+        <w:t xml:space="preserve">Webhook</w:t>
+      </w:r>
+      <w:r>
+        <w:t xml:space="preserve">, escolha a credencial Header Auth (a mesma das outras); no </w:t>
+      </w:r>
+      <w:r>
+        <w:rPr>
+          <w:rFonts w:ascii="Consolas" w:cs="Consolas" w:eastAsia="Consolas" w:hAnsi="Consolas"/>
+          <w:color w:val="6A1BBF"/>
+          <w:sz w:val="18"/>
+          <w:szCs w:val="18"/>
+          <w:shd w:fill="F1ECFB" w:color="auto" w:val="clear"/>
+        </w:rPr>
+        <w:t xml:space="preserve">Executar</w:t>
+      </w:r>
+      <w:r>
+        <w:t xml:space="preserve">, </w:t>
+      </w:r>
+      <w:r>
+        <w:rPr>
+          <w:rFonts w:ascii="Consolas" w:cs="Consolas" w:eastAsia="Consolas" w:hAnsi="Consolas"/>
+          <w:color w:val="6A1BBF"/>
+          <w:sz w:val="18"/>
+          <w:szCs w:val="18"/>
+          <w:shd w:fill="F1ECFB" w:color="auto" w:val="clear"/>
+        </w:rPr>
+        <w:t xml:space="preserve">TST Araguari - Integracao</w:t>
+      </w:r>
+      <w:r>
+        <w:t xml:space="preserve">; em </w:t>
+      </w:r>
+      <w:r>
+        <w:rPr>
+          <w:b/>
+          <w:bCs/>
+        </w:rPr>
+        <w:t xml:space="preserve">Settings</w:t>
+      </w:r>
+      <w:r>
+        <w:t xml:space="preserve">, confira "Save successful executions = Do not save" e o Error workflow. </w:t>
+      </w:r>
+      <w:r>
+        <w:rPr>
+          <w:b/>
+          <w:bCs/>
+        </w:rPr>
+        <w:t xml:space="preserve">Ative</w:t>
+      </w:r>
+      <w:r>
+        <w:t xml:space="preserve"> e copie a Production URL.</w:t>
+      </w:r>
+    </w:p>
+    <w:p>
+      <w:pPr>
+        <w:pStyle w:val="ListParagraph"/>
+        <w:numPr>
+          <w:ilvl w:val="0"/>
+          <w:numId w:val="7"/>
+        </w:numPr>
+        <w:spacing w:after="60"/>
+      </w:pPr>
+      <w:r>
+        <w:rPr>
+          <w:b/>
+          <w:bCs/>
+        </w:rPr>
+        <w:t xml:space="preserve">Vercel.</w:t>
+      </w:r>
+      <w:r>
+        <w:t xml:space="preserve"> Crie </w:t>
+      </w:r>
+      <w:r>
+        <w:rPr>
+          <w:rFonts w:ascii="Consolas" w:cs="Consolas" w:eastAsia="Consolas" w:hAnsi="Consolas"/>
+          <w:color w:val="6A1BBF"/>
+          <w:sz w:val="18"/>
+          <w:szCs w:val="18"/>
+          <w:shd w:fill="F1ECFB" w:color="auto" w:val="clear"/>
+        </w:rPr>
+        <w:t xml:space="preserve">SESSION_SECRET</w:t>
+      </w:r>
+      <w:r>
+        <w:t xml:space="preserve"> (gere com </w:t>
+      </w:r>
+      <w:r>
+        <w:rPr>
+          <w:rFonts w:ascii="Consolas" w:cs="Consolas" w:eastAsia="Consolas" w:hAnsi="Consolas"/>
+          <w:color w:val="6A1BBF"/>
+          <w:sz w:val="18"/>
+          <w:szCs w:val="18"/>
+          <w:shd w:fill="F1ECFB" w:color="auto" w:val="clear"/>
+        </w:rPr>
+        <w:t xml:space="preserve">node -e "console.log(require('crypto').randomBytes(32).toString('hex'))"</w:t>
+      </w:r>
+      <w:r>
+        <w:t xml:space="preserve">) e </w:t>
+      </w:r>
+      <w:r>
+        <w:rPr>
+          <w:rFonts w:ascii="Consolas" w:cs="Consolas" w:eastAsia="Consolas" w:hAnsi="Consolas"/>
+          <w:color w:val="6A1BBF"/>
+          <w:sz w:val="18"/>
+          <w:szCs w:val="18"/>
+          <w:shd w:fill="F1ECFB" w:color="auto" w:val="clear"/>
+        </w:rPr>
+        <w:t xml:space="preserve">N8N_USUARIOS_URL</w:t>
+      </w:r>
+      <w:r>
+        <w:t xml:space="preserve"> em Production (e em Preview, se quiser testar lá). Apague </w:t>
+      </w:r>
+      <w:r>
+        <w:rPr>
+          <w:rFonts w:ascii="Consolas" w:cs="Consolas" w:eastAsia="Consolas" w:hAnsi="Consolas"/>
+          <w:color w:val="6A1BBF"/>
+          <w:sz w:val="18"/>
+          <w:szCs w:val="18"/>
+          <w:shd w:fill="F1ECFB" w:color="auto" w:val="clear"/>
+        </w:rPr>
+        <w:t xml:space="preserve">DASHBOARD_USERS</w:t>
+      </w:r>
+      <w:r>
+        <w:t xml:space="preserve">. </w:t>
+      </w:r>
+      <w:r>
+        <w:rPr>
+          <w:b/>
+          <w:bCs/>
+        </w:rPr>
+        <w:t xml:space="preserve">Redeploy.</w:t>
+      </w:r>
+    </w:p>
+    <w:p>
+      <w:pPr>
+        <w:pStyle w:val="ListParagraph"/>
+        <w:numPr>
+          <w:ilvl w:val="0"/>
+          <w:numId w:val="7"/>
         </w:numPr>
         <w:spacing w:after="60"/>
       </w:pPr>
@@ -4076,11 +4411,11 @@
       <w:pPr>
         <w:pStyle w:val="Heading2"/>
       </w:pPr>
-      <w:bookmarkStart w:name="_Toc141" w:id="141"/>
+      <w:bookmarkStart w:name="_Toc152" w:id="152"/>
       <w:r>
         <w:t xml:space="preserve">Como publicar cada tipo de mudança</w:t>
       </w:r>
-      <w:bookmarkEnd w:id="141"/>
+      <w:bookmarkEnd w:id="152"/>
     </w:p>
     <w:tbl>
       <w:tblPr>
@@ -5330,7 +5665,7 @@
         <w:pStyle w:val="ListParagraph"/>
         <w:numPr>
           <w:ilvl w:val="0"/>
-          <w:numId w:val="3"/>
+          <w:numId w:val="4"/>
         </w:numPr>
         <w:spacing w:after="60"/>
       </w:pPr>
@@ -5369,7 +5704,7 @@
         <w:pStyle w:val="ListParagraph"/>
         <w:numPr>
           <w:ilvl w:val="0"/>
-          <w:numId w:val="3"/>
+          <w:numId w:val="4"/>
         </w:numPr>
         <w:spacing w:after="60"/>
       </w:pPr>
@@ -5427,7 +5762,7 @@
         <w:pStyle w:val="ListParagraph"/>
         <w:numPr>
           <w:ilvl w:val="0"/>
-          <w:numId w:val="3"/>
+          <w:numId w:val="4"/>
         </w:numPr>
         <w:spacing w:after="60"/>
       </w:pPr>
@@ -5470,11 +5805,11 @@
       <w:pPr>
         <w:pStyle w:val="Heading2"/>
       </w:pPr>
-      <w:bookmarkStart w:name="_Toc142" w:id="142"/>
+      <w:bookmarkStart w:name="_Toc153" w:id="153"/>
       <w:r>
         <w:t xml:space="preserve">Rotina</w:t>
       </w:r>
-      <w:bookmarkEnd w:id="142"/>
+      <w:bookmarkEnd w:id="153"/>
     </w:p>
     <w:tbl>
       <w:tblPr>
@@ -5861,11 +6196,11 @@
       <w:pPr>
         <w:pStyle w:val="Heading2"/>
       </w:pPr>
-      <w:bookmarkStart w:name="_Toc143" w:id="143"/>
+      <w:bookmarkStart w:name="_Toc154" w:id="154"/>
       <w:r>
         <w:t xml:space="preserve">Problemas conhecidos</w:t>
       </w:r>
-      <w:bookmarkEnd w:id="143"/>
+      <w:bookmarkEnd w:id="154"/>
     </w:p>
     <w:tbl>
       <w:tblPr>
@@ -6738,7 +7073,7 @@
               <w:spacing w:after="40" w:before="40"/>
             </w:pPr>
             <w:r>
-              <w:t xml:space="preserve">Paciente liberado no painel voltou a ser bloqueado</w:t>
+              <w:t xml:space="preserve">"Seu usuário não tem nenhuma unidade liberada"</w:t>
             </w:r>
           </w:p>
         </w:tc>
@@ -6757,7 +7092,7 @@
               <w:spacing w:after="40" w:before="40"/>
             </w:pPr>
             <w:r>
-              <w:t xml:space="preserve">Falta nova no ciclo (a vigente mudou)</w:t>
+              <w:t xml:space="preserve">Leitor ou Editor sem unidade marcada</w:t>
             </w:r>
           </w:p>
         </w:tc>
@@ -6776,7 +7111,7 @@
               <w:spacing w:after="40" w:before="40"/>
             </w:pPr>
             <w:r>
-              <w:t xml:space="preserve">Comportamento esperado. Veja o detalhe: a falta vigente é outra</w:t>
+              <w:t xml:space="preserve">Um admin marca a unidade na tela Usuários</w:t>
             </w:r>
           </w:p>
         </w:tc>
@@ -6801,17 +7136,7 @@
               <w:spacing w:after="40" w:before="40"/>
             </w:pPr>
             <w:r>
-              <w:t xml:space="preserve">Paciente reativado </w:t>
-            </w:r>
-            <w:r>
-              <w:rPr>
-                <w:b/>
-                <w:bCs/>
-              </w:rPr>
-              <w:t xml:space="preserve">direto no CNN</w:t>
-            </w:r>
-            <w:r>
-              <w:t xml:space="preserve"> volta a ser bloqueado</w:t>
+              <w:t xml:space="preserve">"Você não tem acesso a esta unidade"</w:t>
             </w:r>
           </w:p>
         </w:tc>
@@ -6831,7 +7156,7 @@
               <w:spacing w:after="40" w:before="40"/>
             </w:pPr>
             <w:r>
-              <w:t xml:space="preserve">O bloqueio das 01:00 bloqueia todo paciente com falta no período que esteja ativo e não tenha sido liberado pelo painel</w:t>
+              <w:t xml:space="preserve">O admin tirou a unidade da pessoa</w:t>
             </w:r>
           </w:p>
         </w:tc>
@@ -6851,7 +7176,7 @@
               <w:spacing w:after="40" w:before="40"/>
             </w:pPr>
             <w:r>
-              <w:t xml:space="preserve">Libere pelo painel</w:t>
+              <w:t xml:space="preserve">Entre de novo e escolha uma unidade liberada</w:t>
             </w:r>
           </w:p>
         </w:tc>
@@ -6875,7 +7200,7 @@
               <w:spacing w:after="40" w:before="40"/>
             </w:pPr>
             <w:r>
-              <w:t xml:space="preserve">"Apto a liberar" para quem já está ativo no CNN</w:t>
+              <w:t xml:space="preserve">"CID da unidade … não configurado no n8n"</w:t>
             </w:r>
           </w:p>
         </w:tc>
@@ -6894,7 +7219,20 @@
               <w:spacing w:after="40" w:before="40"/>
             </w:pPr>
             <w:r>
-              <w:t xml:space="preserve">Carga inicial não rodou, ou liberação feita direto no CNN</w:t>
+              <w:t xml:space="preserve">Falta a variável </w:t>
+            </w:r>
+            <w:r>
+              <w:rPr>
+                <w:rFonts w:ascii="Consolas" w:cs="Consolas" w:eastAsia="Consolas" w:hAnsi="Consolas"/>
+                <w:color w:val="6A1BBF"/>
+                <w:sz w:val="18"/>
+                <w:szCs w:val="18"/>
+                <w:shd w:fill="F1ECFB" w:color="auto" w:val="clear"/>
+              </w:rPr>
+              <w:t xml:space="preserve">CNN_CID_&lt;código&gt;</w:t>
+            </w:r>
+            <w:r>
+              <w:t xml:space="preserve"> nas Variables do n8n (nome diferente, ou Variables de outro projeto)</w:t>
             </w:r>
           </w:p>
         </w:tc>
@@ -6913,7 +7251,16 @@
               <w:spacing w:after="40" w:before="40"/>
             </w:pPr>
             <w:r>
-              <w:t xml:space="preserve">O detalhe mostra o status ao vivo. Liberar responde 409 sem mexer em nada</w:t>
+              <w:t xml:space="preserve">Crie a variável com o nome exato na aba Variables do projeto dos workflows (</w:t>
+            </w:r>
+            <w:r>
+              <w:rPr>
+                <w:color w:val="1C1FC8"/>
+              </w:rPr>
+              <w:t xml:space="preserve">unidades.md</w:t>
+            </w:r>
+            <w:r>
+              <w:t xml:space="preserve">)</w:t>
             </w:r>
           </w:p>
         </w:tc>
@@ -6938,7 +7285,7 @@
               <w:spacing w:after="40" w:before="40"/>
             </w:pPr>
             <w:r>
-              <w:t xml:space="preserve">Falta desfeita no CNN continua contando</w:t>
+              <w:t xml:space="preserve">Bloqueio rodou numa unidade e não na outra</w:t>
             </w:r>
           </w:p>
         </w:tc>
@@ -6958,7 +7305,7 @@
               <w:spacing w:after="40" w:before="40"/>
             </w:pPr>
             <w:r>
-              <w:t xml:space="preserve">A linha nunca é apagada</w:t>
+              <w:t xml:space="preserve">O subfluxo de uma unidade falhou (veja a execução dele)</w:t>
             </w:r>
           </w:p>
         </w:tc>
@@ -6978,7 +7325,7 @@
               <w:spacing w:after="40" w:before="40"/>
             </w:pPr>
             <w:r>
-              <w:t xml:space="preserve">Apague a linha do </w:t>
+              <w:t xml:space="preserve">O nó </w:t>
             </w:r>
             <w:r>
               <w:rPr>
@@ -6988,10 +7335,53 @@
                 <w:szCs w:val="18"/>
                 <w:shd w:fill="F1ECFB" w:color="auto" w:val="clear"/>
               </w:rPr>
-              <w:t xml:space="preserve">IdAgenda</w:t>
-            </w:r>
-            <w:r>
-              <w:t xml:space="preserve"> em </w:t>
+              <w:t xml:space="preserve">bloquear unidade</w:t>
+            </w:r>
+            <w:r>
+              <w:t xml:space="preserve"> mostra o erro de cada unidade; a outra seguiu normalmente</w:t>
+            </w:r>
+          </w:p>
+        </w:tc>
+      </w:tr>
+      <w:tr>
+        <w:trPr>
+          <w:cantSplit/>
+        </w:trPr>
+        <w:tc>
+          <w:tcPr>
+            <w:tcW w:type="dxa" w:w="3213"/>
+            <w:tcMar>
+              <w:top w:type="dxa" w:w="60"/>
+              <w:left w:type="dxa" w:w="100"/>
+              <w:bottom w:type="dxa" w:w="60"/>
+              <w:right w:type="dxa" w:w="100"/>
+            </w:tcMar>
+          </w:tcPr>
+          <w:p>
+            <w:pPr>
+              <w:spacing w:after="40" w:before="40"/>
+            </w:pPr>
+            <w:r>
+              <w:t xml:space="preserve">Bloqueio das 01:00 não faz nada (nem erro)</w:t>
+            </w:r>
+          </w:p>
+        </w:tc>
+        <w:tc>
+          <w:tcPr>
+            <w:tcW w:type="dxa" w:w="3213"/>
+            <w:tcMar>
+              <w:top w:type="dxa" w:w="60"/>
+              <w:left w:type="dxa" w:w="100"/>
+              <w:bottom w:type="dxa" w:w="60"/>
+              <w:right w:type="dxa" w:w="100"/>
+            </w:tcMar>
+          </w:tcPr>
+          <w:p>
+            <w:pPr>
+              <w:spacing w:after="40" w:before="40"/>
+            </w:pPr>
+            <w:r>
+              <w:t xml:space="preserve">O nó </w:t>
             </w:r>
             <w:r>
               <w:rPr>
@@ -7001,10 +7391,49 @@
                 <w:szCs w:val="18"/>
                 <w:shd w:fill="F1ECFB" w:color="auto" w:val="clear"/>
               </w:rPr>
-              <w:t xml:space="preserve">CtlCnnFaltaPaciente</w:t>
-            </w:r>
-            <w:r>
-              <w:t xml:space="preserve">. A próxima execução renumera</w:t>
+              <w:t xml:space="preserve">bloquear unidade</w:t>
+            </w:r>
+            <w:r>
+              <w:t xml:space="preserve"> está sem o subfluxo escolhido, ou nenhuma unidade com </w:t>
+            </w:r>
+            <w:r>
+              <w:rPr>
+                <w:rFonts w:ascii="Consolas" w:cs="Consolas" w:eastAsia="Consolas" w:hAnsi="Consolas"/>
+                <w:color w:val="6A1BBF"/>
+                <w:sz w:val="18"/>
+                <w:szCs w:val="18"/>
+                <w:shd w:fill="F1ECFB" w:color="auto" w:val="clear"/>
+              </w:rPr>
+              <w:t xml:space="preserve">Ativa = 1</w:t>
+            </w:r>
+          </w:p>
+        </w:tc>
+        <w:tc>
+          <w:tcPr>
+            <w:tcW w:type="dxa" w:w="3213"/>
+            <w:tcMar>
+              <w:top w:type="dxa" w:w="60"/>
+              <w:left w:type="dxa" w:w="100"/>
+              <w:bottom w:type="dxa" w:w="60"/>
+              <w:right w:type="dxa" w:w="100"/>
+            </w:tcMar>
+          </w:tcPr>
+          <w:p>
+            <w:pPr>
+              <w:spacing w:after="40" w:before="40"/>
+            </w:pPr>
+            <w:r>
+              <w:t xml:space="preserve">Escolha o workflow do subfluxo no nó; confira </w:t>
+            </w:r>
+            <w:r>
+              <w:rPr>
+                <w:rFonts w:ascii="Consolas" w:cs="Consolas" w:eastAsia="Consolas" w:hAnsi="Consolas"/>
+                <w:color w:val="6A1BBF"/>
+                <w:sz w:val="18"/>
+                <w:szCs w:val="18"/>
+                <w:shd w:fill="F1ECFB" w:color="auto" w:val="clear"/>
+              </w:rPr>
+              <w:t xml:space="preserve">dbo.CtlCnnUnidade</w:t>
             </w:r>
           </w:p>
         </w:tc>
@@ -7016,57 +7445,60 @@
         <w:tc>
           <w:tcPr>
             <w:tcW w:type="dxa" w:w="3213"/>
-            <w:tcMar>
-              <w:top w:type="dxa" w:w="60"/>
-              <w:left w:type="dxa" w:w="100"/>
-              <w:bottom w:type="dxa" w:w="60"/>
-              <w:right w:type="dxa" w:w="100"/>
-            </w:tcMar>
-          </w:tcPr>
-          <w:p>
-            <w:pPr>
-              <w:spacing w:after="40" w:before="40"/>
-            </w:pPr>
-            <w:r>
-              <w:t xml:space="preserve">Ação com aviso "não foi gravada na auditoria"</w:t>
+            <w:shd w:fill="F6F4FE" w:color="auto" w:val="clear"/>
+            <w:tcMar>
+              <w:top w:type="dxa" w:w="60"/>
+              <w:left w:type="dxa" w:w="100"/>
+              <w:bottom w:type="dxa" w:w="60"/>
+              <w:right w:type="dxa" w:w="100"/>
+            </w:tcMar>
+          </w:tcPr>
+          <w:p>
+            <w:pPr>
+              <w:spacing w:after="40" w:before="40"/>
+            </w:pPr>
+            <w:r>
+              <w:t xml:space="preserve">Paciente liberado no painel voltou a ser bloqueado</w:t>
             </w:r>
           </w:p>
         </w:tc>
         <w:tc>
           <w:tcPr>
             <w:tcW w:type="dxa" w:w="3213"/>
-            <w:tcMar>
-              <w:top w:type="dxa" w:w="60"/>
-              <w:left w:type="dxa" w:w="100"/>
-              <w:bottom w:type="dxa" w:w="60"/>
-              <w:right w:type="dxa" w:w="100"/>
-            </w:tcMar>
-          </w:tcPr>
-          <w:p>
-            <w:pPr>
-              <w:spacing w:after="40" w:before="40"/>
-            </w:pPr>
-            <w:r>
-              <w:t xml:space="preserve">O PATCH deu certo e o SQL de auditoria falhou</w:t>
+            <w:shd w:fill="F6F4FE" w:color="auto" w:val="clear"/>
+            <w:tcMar>
+              <w:top w:type="dxa" w:w="60"/>
+              <w:left w:type="dxa" w:w="100"/>
+              <w:bottom w:type="dxa" w:w="60"/>
+              <w:right w:type="dxa" w:w="100"/>
+            </w:tcMar>
+          </w:tcPr>
+          <w:p>
+            <w:pPr>
+              <w:spacing w:after="40" w:before="40"/>
+            </w:pPr>
+            <w:r>
+              <w:t xml:space="preserve">Falta nova no ciclo (a vigente mudou)</w:t>
             </w:r>
           </w:p>
         </w:tc>
         <w:tc>
           <w:tcPr>
             <w:tcW w:type="dxa" w:w="3213"/>
-            <w:tcMar>
-              <w:top w:type="dxa" w:w="60"/>
-              <w:left w:type="dxa" w:w="100"/>
-              <w:bottom w:type="dxa" w:w="60"/>
-              <w:right w:type="dxa" w:w="100"/>
-            </w:tcMar>
-          </w:tcPr>
-          <w:p>
-            <w:pPr>
-              <w:spacing w:after="40" w:before="40"/>
-            </w:pPr>
-            <w:r>
-              <w:t xml:space="preserve">Registre à mão a partir da execução do n8n (o painel mostra o número)</w:t>
+            <w:shd w:fill="F6F4FE" w:color="auto" w:val="clear"/>
+            <w:tcMar>
+              <w:top w:type="dxa" w:w="60"/>
+              <w:left w:type="dxa" w:w="100"/>
+              <w:bottom w:type="dxa" w:w="60"/>
+              <w:right w:type="dxa" w:w="100"/>
+            </w:tcMar>
+          </w:tcPr>
+          <w:p>
+            <w:pPr>
+              <w:spacing w:after="40" w:before="40"/>
+            </w:pPr>
+            <w:r>
+              <w:t xml:space="preserve">Comportamento esperado. Veja o detalhe: a falta vigente é outra</w:t>
             </w:r>
           </w:p>
         </w:tc>
@@ -7078,23 +7510,75 @@
         <w:tc>
           <w:tcPr>
             <w:tcW w:type="dxa" w:w="3213"/>
-            <w:shd w:fill="F6F4FE" w:color="auto" w:val="clear"/>
-            <w:tcMar>
-              <w:top w:type="dxa" w:w="60"/>
-              <w:left w:type="dxa" w:w="100"/>
-              <w:bottom w:type="dxa" w:w="60"/>
-              <w:right w:type="dxa" w:w="100"/>
-            </w:tcMar>
-          </w:tcPr>
-          <w:p>
-            <w:pPr>
-              <w:spacing w:after="40" w:before="40"/>
-            </w:pPr>
-            <w:r>
-              <w:t xml:space="preserve">Bloquear pelo painel muito lento</w:t>
-            </w:r>
-          </w:p>
-        </w:tc>
+            <w:tcMar>
+              <w:top w:type="dxa" w:w="60"/>
+              <w:left w:type="dxa" w:w="100"/>
+              <w:bottom w:type="dxa" w:w="60"/>
+              <w:right w:type="dxa" w:w="100"/>
+            </w:tcMar>
+          </w:tcPr>
+          <w:p>
+            <w:pPr>
+              <w:spacing w:after="40" w:before="40"/>
+            </w:pPr>
+            <w:r>
+              <w:t xml:space="preserve">Paciente reativado </w:t>
+            </w:r>
+            <w:r>
+              <w:rPr>
+                <w:b/>
+                <w:bCs/>
+              </w:rPr>
+              <w:t xml:space="preserve">direto no CNN</w:t>
+            </w:r>
+            <w:r>
+              <w:t xml:space="preserve"> volta a ser bloqueado</w:t>
+            </w:r>
+          </w:p>
+        </w:tc>
+        <w:tc>
+          <w:tcPr>
+            <w:tcW w:type="dxa" w:w="3213"/>
+            <w:tcMar>
+              <w:top w:type="dxa" w:w="60"/>
+              <w:left w:type="dxa" w:w="100"/>
+              <w:bottom w:type="dxa" w:w="60"/>
+              <w:right w:type="dxa" w:w="100"/>
+            </w:tcMar>
+          </w:tcPr>
+          <w:p>
+            <w:pPr>
+              <w:spacing w:after="40" w:before="40"/>
+            </w:pPr>
+            <w:r>
+              <w:t xml:space="preserve">O bloqueio das 01:00 bloqueia todo paciente com falta no período que esteja ativo e não tenha sido liberado pelo painel</w:t>
+            </w:r>
+          </w:p>
+        </w:tc>
+        <w:tc>
+          <w:tcPr>
+            <w:tcW w:type="dxa" w:w="3213"/>
+            <w:tcMar>
+              <w:top w:type="dxa" w:w="60"/>
+              <w:left w:type="dxa" w:w="100"/>
+              <w:bottom w:type="dxa" w:w="60"/>
+              <w:right w:type="dxa" w:w="100"/>
+            </w:tcMar>
+          </w:tcPr>
+          <w:p>
+            <w:pPr>
+              <w:spacing w:after="40" w:before="40"/>
+            </w:pPr>
+            <w:r>
+              <w:t xml:space="preserve">Libere pelo painel</w:t>
+            </w:r>
+          </w:p>
+        </w:tc>
+      </w:tr>
+      <w:tr>
+        <w:trPr>
+          <w:cantSplit/>
+        </w:trPr>
         <w:tc>
           <w:tcPr>
             <w:tcW w:type="dxa" w:w="3213"/>
@@ -7111,7 +7595,109 @@
               <w:spacing w:after="40" w:before="40"/>
             </w:pPr>
             <w:r>
-              <w:t xml:space="preserve">A API ignorou </w:t>
+              <w:t xml:space="preserve">"Apto a liberar" para quem já está ativo no CNN</w:t>
+            </w:r>
+          </w:p>
+        </w:tc>
+        <w:tc>
+          <w:tcPr>
+            <w:tcW w:type="dxa" w:w="3213"/>
+            <w:shd w:fill="F6F4FE" w:color="auto" w:val="clear"/>
+            <w:tcMar>
+              <w:top w:type="dxa" w:w="60"/>
+              <w:left w:type="dxa" w:w="100"/>
+              <w:bottom w:type="dxa" w:w="60"/>
+              <w:right w:type="dxa" w:w="100"/>
+            </w:tcMar>
+          </w:tcPr>
+          <w:p>
+            <w:pPr>
+              <w:spacing w:after="40" w:before="40"/>
+            </w:pPr>
+            <w:r>
+              <w:t xml:space="preserve">Carga inicial não rodou, ou liberação feita direto no CNN</w:t>
+            </w:r>
+          </w:p>
+        </w:tc>
+        <w:tc>
+          <w:tcPr>
+            <w:tcW w:type="dxa" w:w="3213"/>
+            <w:shd w:fill="F6F4FE" w:color="auto" w:val="clear"/>
+            <w:tcMar>
+              <w:top w:type="dxa" w:w="60"/>
+              <w:left w:type="dxa" w:w="100"/>
+              <w:bottom w:type="dxa" w:w="60"/>
+              <w:right w:type="dxa" w:w="100"/>
+            </w:tcMar>
+          </w:tcPr>
+          <w:p>
+            <w:pPr>
+              <w:spacing w:after="40" w:before="40"/>
+            </w:pPr>
+            <w:r>
+              <w:t xml:space="preserve">O detalhe mostra o status ao vivo. Liberar responde 409 sem mexer em nada</w:t>
+            </w:r>
+          </w:p>
+        </w:tc>
+      </w:tr>
+      <w:tr>
+        <w:trPr>
+          <w:cantSplit/>
+        </w:trPr>
+        <w:tc>
+          <w:tcPr>
+            <w:tcW w:type="dxa" w:w="3213"/>
+            <w:tcMar>
+              <w:top w:type="dxa" w:w="60"/>
+              <w:left w:type="dxa" w:w="100"/>
+              <w:bottom w:type="dxa" w:w="60"/>
+              <w:right w:type="dxa" w:w="100"/>
+            </w:tcMar>
+          </w:tcPr>
+          <w:p>
+            <w:pPr>
+              <w:spacing w:after="40" w:before="40"/>
+            </w:pPr>
+            <w:r>
+              <w:t xml:space="preserve">Falta desfeita no CNN continua contando</w:t>
+            </w:r>
+          </w:p>
+        </w:tc>
+        <w:tc>
+          <w:tcPr>
+            <w:tcW w:type="dxa" w:w="3213"/>
+            <w:tcMar>
+              <w:top w:type="dxa" w:w="60"/>
+              <w:left w:type="dxa" w:w="100"/>
+              <w:bottom w:type="dxa" w:w="60"/>
+              <w:right w:type="dxa" w:w="100"/>
+            </w:tcMar>
+          </w:tcPr>
+          <w:p>
+            <w:pPr>
+              <w:spacing w:after="40" w:before="40"/>
+            </w:pPr>
+            <w:r>
+              <w:t xml:space="preserve">A linha nunca é apagada</w:t>
+            </w:r>
+          </w:p>
+        </w:tc>
+        <w:tc>
+          <w:tcPr>
+            <w:tcW w:type="dxa" w:w="3213"/>
+            <w:tcMar>
+              <w:top w:type="dxa" w:w="60"/>
+              <w:left w:type="dxa" w:w="100"/>
+              <w:bottom w:type="dxa" w:w="60"/>
+              <w:right w:type="dxa" w:w="100"/>
+            </w:tcMar>
+          </w:tcPr>
+          <w:p>
+            <w:pPr>
+              <w:spacing w:after="40" w:before="40"/>
+            </w:pPr>
+            <w:r>
+              <w:t xml:space="preserve">Apague a linha do </w:t>
             </w:r>
             <w:r>
               <w:rPr>
@@ -7121,36 +7707,23 @@
                 <w:szCs w:val="18"/>
                 <w:shd w:fill="F1ECFB" w:color="auto" w:val="clear"/>
               </w:rPr>
-              <w:t xml:space="preserve">codigoPaciente</w:t>
-            </w:r>
-            <w:r>
-              <w:t xml:space="preserve"> e trouxe a agenda inteira</w:t>
-            </w:r>
-          </w:p>
-        </w:tc>
-        <w:tc>
-          <w:tcPr>
-            <w:tcW w:type="dxa" w:w="3213"/>
-            <w:shd w:fill="F6F4FE" w:color="auto" w:val="clear"/>
-            <w:tcMar>
-              <w:top w:type="dxa" w:w="60"/>
-              <w:left w:type="dxa" w:w="100"/>
-              <w:bottom w:type="dxa" w:w="60"/>
-              <w:right w:type="dxa" w:w="100"/>
-            </w:tcMar>
-          </w:tcPr>
-          <w:p>
-            <w:pPr>
-              <w:spacing w:after="40" w:before="40"/>
-            </w:pPr>
-            <w:r>
-              <w:t xml:space="preserve">Ver </w:t>
-            </w:r>
-            <w:r>
-              <w:rPr>
-                <w:color w:val="1C1FC8"/>
-              </w:rPr>
-              <w:t xml:space="preserve">fluxos/acoes.md</w:t>
+              <w:t xml:space="preserve">IdAgenda</w:t>
+            </w:r>
+            <w:r>
+              <w:t xml:space="preserve"> em </w:t>
+            </w:r>
+            <w:r>
+              <w:rPr>
+                <w:rFonts w:ascii="Consolas" w:cs="Consolas" w:eastAsia="Consolas" w:hAnsi="Consolas"/>
+                <w:color w:val="6A1BBF"/>
+                <w:sz w:val="18"/>
+                <w:szCs w:val="18"/>
+                <w:shd w:fill="F1ECFB" w:color="auto" w:val="clear"/>
+              </w:rPr>
+              <w:t xml:space="preserve">CtlCnnFaltaPaciente</w:t>
+            </w:r>
+            <w:r>
+              <w:t xml:space="preserve">. A próxima execução renumera</w:t>
             </w:r>
           </w:p>
         </w:tc>
@@ -7162,36 +7735,104 @@
         <w:tc>
           <w:tcPr>
             <w:tcW w:type="dxa" w:w="3213"/>
-            <w:tcMar>
-              <w:top w:type="dxa" w:w="60"/>
-              <w:left w:type="dxa" w:w="100"/>
-              <w:bottom w:type="dxa" w:w="60"/>
-              <w:right w:type="dxa" w:w="100"/>
-            </w:tcMar>
-          </w:tcPr>
-          <w:p>
-            <w:pPr>
-              <w:spacing w:after="40" w:before="40"/>
-            </w:pPr>
-            <w:r>
-              <w:t xml:space="preserve">Bloqueio termina "sem faltas", mas havia faltas</w:t>
+            <w:shd w:fill="F6F4FE" w:color="auto" w:val="clear"/>
+            <w:tcMar>
+              <w:top w:type="dxa" w:w="60"/>
+              <w:left w:type="dxa" w:w="100"/>
+              <w:bottom w:type="dxa" w:w="60"/>
+              <w:right w:type="dxa" w:w="100"/>
+            </w:tcMar>
+          </w:tcPr>
+          <w:p>
+            <w:pPr>
+              <w:spacing w:after="40" w:before="40"/>
+            </w:pPr>
+            <w:r>
+              <w:t xml:space="preserve">Ação com aviso "não foi gravada na auditoria"</w:t>
             </w:r>
           </w:p>
         </w:tc>
         <w:tc>
           <w:tcPr>
             <w:tcW w:type="dxa" w:w="3213"/>
-            <w:tcMar>
-              <w:top w:type="dxa" w:w="60"/>
-              <w:left w:type="dxa" w:w="100"/>
-              <w:bottom w:type="dxa" w:w="60"/>
-              <w:right w:type="dxa" w:w="100"/>
-            </w:tcMar>
-          </w:tcPr>
-          <w:p>
-            <w:pPr>
-              <w:spacing w:after="40" w:before="40"/>
-            </w:pPr>
+            <w:shd w:fill="F6F4FE" w:color="auto" w:val="clear"/>
+            <w:tcMar>
+              <w:top w:type="dxa" w:w="60"/>
+              <w:left w:type="dxa" w:w="100"/>
+              <w:bottom w:type="dxa" w:w="60"/>
+              <w:right w:type="dxa" w:w="100"/>
+            </w:tcMar>
+          </w:tcPr>
+          <w:p>
+            <w:pPr>
+              <w:spacing w:after="40" w:before="40"/>
+            </w:pPr>
+            <w:r>
+              <w:t xml:space="preserve">O PATCH deu certo e o SQL de auditoria falhou</w:t>
+            </w:r>
+          </w:p>
+        </w:tc>
+        <w:tc>
+          <w:tcPr>
+            <w:tcW w:type="dxa" w:w="3213"/>
+            <w:shd w:fill="F6F4FE" w:color="auto" w:val="clear"/>
+            <w:tcMar>
+              <w:top w:type="dxa" w:w="60"/>
+              <w:left w:type="dxa" w:w="100"/>
+              <w:bottom w:type="dxa" w:w="60"/>
+              <w:right w:type="dxa" w:w="100"/>
+            </w:tcMar>
+          </w:tcPr>
+          <w:p>
+            <w:pPr>
+              <w:spacing w:after="40" w:before="40"/>
+            </w:pPr>
+            <w:r>
+              <w:t xml:space="preserve">Registre à mão a partir da execução do n8n (o painel mostra o número)</w:t>
+            </w:r>
+          </w:p>
+        </w:tc>
+      </w:tr>
+      <w:tr>
+        <w:trPr>
+          <w:cantSplit/>
+        </w:trPr>
+        <w:tc>
+          <w:tcPr>
+            <w:tcW w:type="dxa" w:w="3213"/>
+            <w:tcMar>
+              <w:top w:type="dxa" w:w="60"/>
+              <w:left w:type="dxa" w:w="100"/>
+              <w:bottom w:type="dxa" w:w="60"/>
+              <w:right w:type="dxa" w:w="100"/>
+            </w:tcMar>
+          </w:tcPr>
+          <w:p>
+            <w:pPr>
+              <w:spacing w:after="40" w:before="40"/>
+            </w:pPr>
+            <w:r>
+              <w:t xml:space="preserve">Bloquear pelo painel muito lento</w:t>
+            </w:r>
+          </w:p>
+        </w:tc>
+        <w:tc>
+          <w:tcPr>
+            <w:tcW w:type="dxa" w:w="3213"/>
+            <w:tcMar>
+              <w:top w:type="dxa" w:w="60"/>
+              <w:left w:type="dxa" w:w="100"/>
+              <w:bottom w:type="dxa" w:w="60"/>
+              <w:right w:type="dxa" w:w="100"/>
+            </w:tcMar>
+          </w:tcPr>
+          <w:p>
+            <w:pPr>
+              <w:spacing w:after="40" w:before="40"/>
+            </w:pPr>
+            <w:r>
+              <w:t xml:space="preserve">A API ignorou </w:t>
+            </w:r>
             <w:r>
               <w:rPr>
                 <w:rFonts w:ascii="Consolas" w:cs="Consolas" w:eastAsia="Consolas" w:hAnsi="Consolas"/>
@@ -7200,11 +7841,78 @@
                 <w:szCs w:val="18"/>
                 <w:shd w:fill="F1ECFB" w:color="auto" w:val="clear"/>
               </w:rPr>
-              <w:t xml:space="preserve">GET agenda do ciclo</w:t>
-            </w:r>
-            <w:r>
-              <w:t xml:space="preserve"> falhou (credencial, </w:t>
-            </w:r>
+              <w:t xml:space="preserve">codigoPaciente</w:t>
+            </w:r>
+            <w:r>
+              <w:t xml:space="preserve"> e trouxe a agenda inteira</w:t>
+            </w:r>
+          </w:p>
+        </w:tc>
+        <w:tc>
+          <w:tcPr>
+            <w:tcW w:type="dxa" w:w="3213"/>
+            <w:tcMar>
+              <w:top w:type="dxa" w:w="60"/>
+              <w:left w:type="dxa" w:w="100"/>
+              <w:bottom w:type="dxa" w:w="60"/>
+              <w:right w:type="dxa" w:w="100"/>
+            </w:tcMar>
+          </w:tcPr>
+          <w:p>
+            <w:pPr>
+              <w:spacing w:after="40" w:before="40"/>
+            </w:pPr>
+            <w:r>
+              <w:t xml:space="preserve">Ver </w:t>
+            </w:r>
+            <w:r>
+              <w:rPr>
+                <w:color w:val="1C1FC8"/>
+              </w:rPr>
+              <w:t xml:space="preserve">fluxos/acoes.md</w:t>
+            </w:r>
+          </w:p>
+        </w:tc>
+      </w:tr>
+      <w:tr>
+        <w:trPr>
+          <w:cantSplit/>
+        </w:trPr>
+        <w:tc>
+          <w:tcPr>
+            <w:tcW w:type="dxa" w:w="3213"/>
+            <w:shd w:fill="F6F4FE" w:color="auto" w:val="clear"/>
+            <w:tcMar>
+              <w:top w:type="dxa" w:w="60"/>
+              <w:left w:type="dxa" w:w="100"/>
+              <w:bottom w:type="dxa" w:w="60"/>
+              <w:right w:type="dxa" w:w="100"/>
+            </w:tcMar>
+          </w:tcPr>
+          <w:p>
+            <w:pPr>
+              <w:spacing w:after="40" w:before="40"/>
+            </w:pPr>
+            <w:r>
+              <w:t xml:space="preserve">Bloqueio termina "sem faltas", mas havia faltas</w:t>
+            </w:r>
+          </w:p>
+        </w:tc>
+        <w:tc>
+          <w:tcPr>
+            <w:tcW w:type="dxa" w:w="3213"/>
+            <w:shd w:fill="F6F4FE" w:color="auto" w:val="clear"/>
+            <w:tcMar>
+              <w:top w:type="dxa" w:w="60"/>
+              <w:left w:type="dxa" w:w="100"/>
+              <w:bottom w:type="dxa" w:w="60"/>
+              <w:right w:type="dxa" w:w="100"/>
+            </w:tcMar>
+          </w:tcPr>
+          <w:p>
+            <w:pPr>
+              <w:spacing w:after="40" w:before="40"/>
+            </w:pPr>
             <w:r>
               <w:rPr>
                 <w:rFonts w:ascii="Consolas" w:cs="Consolas" w:eastAsia="Consolas" w:hAnsi="Consolas"/>
@@ -7213,16 +7921,17 @@
                 <w:szCs w:val="18"/>
                 <w:shd w:fill="F1ECFB" w:color="auto" w:val="clear"/>
               </w:rPr>
-              <w:t xml:space="preserve">clinicaNasNuvens-cid</w:t>
-            </w:r>
-            <w:r>
-              <w:t xml:space="preserve">, API fora)</w:t>
+              <w:t xml:space="preserve">GET agenda do ciclo</w:t>
+            </w:r>
+            <w:r>
+              <w:t xml:space="preserve"> falhou (credencial, CID da unidade, API fora)</w:t>
             </w:r>
           </w:p>
         </w:tc>
         <w:tc>
           <w:tcPr>
             <w:tcW w:type="dxa" w:w="3213"/>
+            <w:shd w:fill="F6F4FE" w:color="auto" w:val="clear"/>
             <w:tcMar>
               <w:top w:type="dxa" w:w="60"/>
               <w:left w:type="dxa" w:w="100"/>
@@ -7247,7 +7956,6 @@
         <w:tc>
           <w:tcPr>
             <w:tcW w:type="dxa" w:w="3213"/>
-            <w:shd w:fill="F6F4FE" w:color="auto" w:val="clear"/>
             <w:tcMar>
               <w:top w:type="dxa" w:w="60"/>
               <w:left w:type="dxa" w:w="100"/>
@@ -7267,7 +7975,6 @@
         <w:tc>
           <w:tcPr>
             <w:tcW w:type="dxa" w:w="3213"/>
-            <w:shd w:fill="F6F4FE" w:color="auto" w:val="clear"/>
             <w:tcMar>
               <w:top w:type="dxa" w:w="60"/>
               <w:left w:type="dxa" w:w="100"/>
@@ -7297,7 +8004,6 @@
         <w:tc>
           <w:tcPr>
             <w:tcW w:type="dxa" w:w="3213"/>
-            <w:shd w:fill="F6F4FE" w:color="auto" w:val="clear"/>
             <w:tcMar>
               <w:top w:type="dxa" w:w="60"/>
               <w:left w:type="dxa" w:w="100"/>
@@ -7322,6 +8028,7 @@
         <w:tc>
           <w:tcPr>
             <w:tcW w:type="dxa" w:w="3213"/>
+            <w:shd w:fill="F6F4FE" w:color="auto" w:val="clear"/>
             <w:tcMar>
               <w:top w:type="dxa" w:w="60"/>
               <w:left w:type="dxa" w:w="100"/>
@@ -7351,6 +8058,7 @@
         <w:tc>
           <w:tcPr>
             <w:tcW w:type="dxa" w:w="3213"/>
+            <w:shd w:fill="F6F4FE" w:color="auto" w:val="clear"/>
             <w:tcMar>
               <w:top w:type="dxa" w:w="60"/>
               <w:left w:type="dxa" w:w="100"/>
@@ -7370,6 +8078,7 @@
         <w:tc>
           <w:tcPr>
             <w:tcW w:type="dxa" w:w="3213"/>
+            <w:shd w:fill="F6F4FE" w:color="auto" w:val="clear"/>
             <w:tcMar>
               <w:top w:type="dxa" w:w="60"/>
               <w:left w:type="dxa" w:w="100"/>
@@ -7394,7 +8103,6 @@
         <w:tc>
           <w:tcPr>
             <w:tcW w:type="dxa" w:w="3213"/>
-            <w:shd w:fill="F6F4FE" w:color="auto" w:val="clear"/>
             <w:tcMar>
               <w:top w:type="dxa" w:w="60"/>
               <w:left w:type="dxa" w:w="100"/>
@@ -7414,7 +8122,6 @@
         <w:tc>
           <w:tcPr>
             <w:tcW w:type="dxa" w:w="3213"/>
-            <w:shd w:fill="F6F4FE" w:color="auto" w:val="clear"/>
             <w:tcMar>
               <w:top w:type="dxa" w:w="60"/>
               <w:left w:type="dxa" w:w="100"/>
@@ -7434,7 +8141,6 @@
         <w:tc>
           <w:tcPr>
             <w:tcW w:type="dxa" w:w="3213"/>
-            <w:shd w:fill="F6F4FE" w:color="auto" w:val="clear"/>
             <w:tcMar>
               <w:top w:type="dxa" w:w="60"/>
               <w:left w:type="dxa" w:w="100"/>
@@ -7472,6 +8178,7 @@
         <w:tc>
           <w:tcPr>
             <w:tcW w:type="dxa" w:w="3213"/>
+            <w:shd w:fill="F6F4FE" w:color="auto" w:val="clear"/>
             <w:tcMar>
               <w:top w:type="dxa" w:w="60"/>
               <w:left w:type="dxa" w:w="100"/>
@@ -7501,6 +8208,7 @@
         <w:tc>
           <w:tcPr>
             <w:tcW w:type="dxa" w:w="3213"/>
+            <w:shd w:fill="F6F4FE" w:color="auto" w:val="clear"/>
             <w:tcMar>
               <w:top w:type="dxa" w:w="60"/>
               <w:left w:type="dxa" w:w="100"/>
@@ -7533,6 +8241,7 @@
         <w:tc>
           <w:tcPr>
             <w:tcW w:type="dxa" w:w="3213"/>
+            <w:shd w:fill="F6F4FE" w:color="auto" w:val="clear"/>
             <w:tcMar>
               <w:top w:type="dxa" w:w="60"/>
               <w:left w:type="dxa" w:w="100"/>
@@ -7557,7 +8266,6 @@
         <w:tc>
           <w:tcPr>
             <w:tcW w:type="dxa" w:w="3213"/>
-            <w:shd w:fill="F6F4FE" w:color="auto" w:val="clear"/>
             <w:tcMar>
               <w:top w:type="dxa" w:w="60"/>
               <w:left w:type="dxa" w:w="100"/>
@@ -7587,7 +8295,6 @@
         <w:tc>
           <w:tcPr>
             <w:tcW w:type="dxa" w:w="3213"/>
-            <w:shd w:fill="F6F4FE" w:color="auto" w:val="clear"/>
             <w:tcMar>
               <w:top w:type="dxa" w:w="60"/>
               <w:left w:type="dxa" w:w="100"/>
@@ -7607,7 +8314,6 @@
         <w:tc>
           <w:tcPr>
             <w:tcW w:type="dxa" w:w="3213"/>
-            <w:shd w:fill="F6F4FE" w:color="auto" w:val="clear"/>
             <w:tcMar>
               <w:top w:type="dxa" w:w="60"/>
               <w:left w:type="dxa" w:w="100"/>
@@ -7632,6 +8338,7 @@
         <w:tc>
           <w:tcPr>
             <w:tcW w:type="dxa" w:w="3213"/>
+            <w:shd w:fill="F6F4FE" w:color="auto" w:val="clear"/>
             <w:tcMar>
               <w:top w:type="dxa" w:w="60"/>
               <w:left w:type="dxa" w:w="100"/>
@@ -7651,6 +8358,7 @@
         <w:tc>
           <w:tcPr>
             <w:tcW w:type="dxa" w:w="3213"/>
+            <w:shd w:fill="F6F4FE" w:color="auto" w:val="clear"/>
             <w:tcMar>
               <w:top w:type="dxa" w:w="60"/>
               <w:left w:type="dxa" w:w="100"/>
@@ -7670,6 +8378,7 @@
         <w:tc>
           <w:tcPr>
             <w:tcW w:type="dxa" w:w="3213"/>
+            <w:shd w:fill="F6F4FE" w:color="auto" w:val="clear"/>
             <w:tcMar>
               <w:top w:type="dxa" w:w="60"/>
               <w:left w:type="dxa" w:w="100"/>
@@ -7704,7 +8413,6 @@
         <w:tc>
           <w:tcPr>
             <w:tcW w:type="dxa" w:w="3213"/>
-            <w:shd w:fill="F6F4FE" w:color="auto" w:val="clear"/>
             <w:tcMar>
               <w:top w:type="dxa" w:w="60"/>
               <w:left w:type="dxa" w:w="100"/>
@@ -7724,7 +8432,6 @@
         <w:tc>
           <w:tcPr>
             <w:tcW w:type="dxa" w:w="3213"/>
-            <w:shd w:fill="F6F4FE" w:color="auto" w:val="clear"/>
             <w:tcMar>
               <w:top w:type="dxa" w:w="60"/>
               <w:left w:type="dxa" w:w="100"/>
@@ -7744,7 +8451,6 @@
         <w:tc>
           <w:tcPr>
             <w:tcW w:type="dxa" w:w="3213"/>
-            <w:shd w:fill="F6F4FE" w:color="auto" w:val="clear"/>
             <w:tcMar>
               <w:top w:type="dxa" w:w="60"/>
               <w:left w:type="dxa" w:w="100"/>
@@ -7772,11 +8478,11 @@
       <w:pPr>
         <w:pStyle w:val="Heading2"/>
       </w:pPr>
-      <w:bookmarkStart w:name="_Toc144" w:id="144"/>
+      <w:bookmarkStart w:name="_Toc155" w:id="155"/>
       <w:r>
         <w:t xml:space="preserve">Diagnóstico</w:t>
       </w:r>
-      <w:bookmarkEnd w:id="144"/>
+      <w:bookmarkEnd w:id="155"/>
     </w:p>
     <w:p>
       <w:pPr>
@@ -7788,7 +8494,7 @@
           <wp:inline distT="0" distB="0" distL="0" distR="0">
             <wp:extent cx="4705350" cy="8572500"/>
             <wp:effectExtent t="0" r="0" b="0" l="0"/>
-            <wp:docPr id="45" name="" descr="" title=""/>
+            <wp:docPr id="46" name="" descr="" title=""/>
             <wp:cNvGraphicFramePr>
               <a:graphicFrameLocks xmlns:a="http://schemas.openxmlformats.org/drawingml/2006/main" noChangeAspect="1"/>
             </wp:cNvGraphicFramePr>
@@ -8137,13 +8843,13 @@
     </w:lvlOverride>
   </w:num>
   <w:num w:numId="3">
-    <w:abstractNumId w:val="2"/>
+    <w:abstractNumId w:val="3"/>
     <w:lvlOverride w:ilvl="0">
       <w:startOverride w:val="1"/>
     </w:lvlOverride>
   </w:num>
   <w:num w:numId="4">
-    <w:abstractNumId w:val="3"/>
+    <w:abstractNumId w:val="2"/>
     <w:lvlOverride w:ilvl="0">
       <w:startOverride w:val="1"/>
     </w:lvlOverride>
@@ -8155,6 +8861,12 @@
     </w:lvlOverride>
   </w:num>
   <w:num w:numId="6">
+    <w:abstractNumId w:val="3"/>
+    <w:lvlOverride w:ilvl="0">
+      <w:startOverride w:val="1"/>
+    </w:lvlOverride>
+  </w:num>
+  <w:num w:numId="7">
     <w:abstractNumId w:val="3"/>
     <w:lvlOverride w:ilvl="0">
       <w:startOverride w:val="1"/>
